--- a/docs/data-acquisition-requirements.docx
+++ b/docs/data-acquisition-requirements.docx
@@ -12,7 +12,7 @@
     </w:p>
     <w:p>
       <w:r>
-        <w:t>日期：2026 年 9 月 30 日</w:t>
+        <w:t>修订日期：2026 年 10 月 8 日</w:t>
       </w:r>
       <w:r>
         <w:br/>
@@ -43,73 +43,15 @@
     </w:p>
     <w:p>
       <w:r>
-        <w:t xml:space="preserve">本项目需要的是能证明残影来源、能检验恢复是否准确的受控配对数据。请优先安排静态模体采集，并提供成像板状态、完整曝光与读片时序、擦除流程和原始像素映射。有 B 曝光的每个正式实验组至少交付上一帧 </w:t>
-      </w:r>
-      <w:r>
-        <w:rPr>
-          <w:rFonts w:ascii="Arial" w:hAnsi="Arial"/>
-          <w:sz w:val="20"/>
-        </w:rPr>
-        <w:t>previous</w:t>
-      </w:r>
-      <w:r>
-        <w:t xml:space="preserve">、带残影或对照当前帧 </w:t>
-      </w:r>
-      <w:r>
-        <w:rPr>
-          <w:rFonts w:ascii="Arial" w:hAnsi="Arial"/>
-          <w:sz w:val="20"/>
-        </w:rPr>
-        <w:t>ghosted</w:t>
-      </w:r>
-      <w:r>
-        <w:t xml:space="preserve">、充分复位后的两张当前物体参考 </w:t>
-      </w:r>
-      <w:r>
-        <w:rPr>
-          <w:rFonts w:ascii="Arial" w:hAnsi="Arial"/>
-          <w:sz w:val="20"/>
-        </w:rPr>
-        <w:t>clean_before</w:t>
-      </w:r>
-      <w:r>
-        <w:t xml:space="preserve"> 和 </w:t>
-      </w:r>
-      <w:r>
-        <w:rPr>
-          <w:rFonts w:ascii="Arial" w:hAnsi="Arial"/>
-          <w:sz w:val="20"/>
-        </w:rPr>
-        <w:t>clean_after</w:t>
-      </w:r>
-      <w:r>
-        <w:t xml:space="preserve">，以及逐事件日志。无 B 对照的第四张是实际取得的 </w:t>
-      </w:r>
-      <w:r>
-        <w:rPr>
-          <w:rFonts w:ascii="Arial" w:hAnsi="Arial"/>
-          <w:sz w:val="20"/>
-        </w:rPr>
-        <w:t>sham_dark</w:t>
-      </w:r>
-      <w:r>
-        <w:t>，不能伪造 previous。两张 clean 用于估计参考及其不确定度，不能用现有 dark 或算法输出替代。</w:t>
+        <w:t>本项目按“数据可行性、数学模型、深度学习”分批采集和验收。先确认能取得可信参考、解释残留变化，再选择后续批次。公司按阶段、设备类型和数据角色分别报价；合格开发数据可以抵扣后续同范围采集，冻结测试数据保持独立。</w:t>
       </w:r>
     </w:p>
     <w:p>
-      <w:r>
-        <w:t>建议分三次推进：先交付 60 组流程试采，确认能取得可信 clean 和稳定残留；CR 再做约 180 个独立准备的机制标定循环，DR 则按第 7.3 节采连续标定序列；流程通过后，正式最低预算为 600 组残影候选配对加 120 组无残影对照，推荐预算为 2400 组候选配对加 480 组对照。正式组每组至少 4 张核心全分辨率原始图，因此最低正式交付约 2880 张，推荐约 11520 张，标定和测试参考重复另计。DR 还需交付核心图所在的完整时间序列。</w:t>
-      </w:r>
-    </w:p>
-    <w:p>
-      <w:r>
-        <w:rPr>
-          <w:b/>
-        </w:rPr>
-        <w:t>这些数量是结合当前瓶颈提出的采集预算，不是权威论文证明的通用样本量下限，也不保证足以训练任意场景的单图网络。</w:t>
-      </w:r>
-      <w:r>
-        <w:t xml:space="preserve"> 最低方案只支持固定设备、受限工作条件的机制与初步恢复研究；能否扩大模型应用范围，要依据跨采集测试、参考噪声和学习曲线决定。</w:t>
+      <w:pPr>
+        <w:pStyle w:val="Heading2"/>
+      </w:pPr>
+      <w:r>
+        <w:t>1 1 分阶段预算与数量口径</w:t>
       </w:r>
     </w:p>
     <w:tbl>
@@ -134,10 +76,10 @@
         </w:tblCellMar>
       </w:tblPr>
       <w:tblGrid>
-        <w:gridCol w:w="2835"/>
-        <w:gridCol w:w="2041"/>
-        <w:gridCol w:w="2381"/>
-        <w:gridCol w:w="2381"/>
+        <w:gridCol w:w="3118"/>
+        <w:gridCol w:w="2268"/>
+        <w:gridCol w:w="1928"/>
+        <w:gridCol w:w="2324"/>
       </w:tblGrid>
       <w:tr>
         <w:trPr>
@@ -146,7 +88,7 @@
         </w:trPr>
         <w:tc>
           <w:tcPr>
-            <w:tcW w:type="dxa" w:w="2835"/>
+            <w:tcW w:type="dxa" w:w="3118"/>
             <w:vAlign w:val="center"/>
             <w:shd w:fill="34495E"/>
           </w:tcPr>
@@ -154,7 +96,7 @@
             <w:pPr>
               <w:keepNext w:val="0"/>
               <w:widowControl/>
-              <w:spacing w:after="0" w:before="0" w:line="270" w:lineRule="exact"/>
+              <w:spacing w:before="0" w:after="0" w:line="270" w:lineRule="exact"/>
             </w:pPr>
             <w:r>
               <w:rPr>
@@ -162,13 +104,13 @@
                 <w:color w:val="FFFFFF"/>
                 <w:sz w:val="19"/>
               </w:rPr>
-              <w:t>项目</w:t>
+              <w:t>阶段</w:t>
             </w:r>
           </w:p>
         </w:tc>
         <w:tc>
           <w:tcPr>
-            <w:tcW w:type="dxa" w:w="2041"/>
+            <w:tcW w:type="dxa" w:w="2268"/>
             <w:vAlign w:val="center"/>
             <w:shd w:fill="34495E"/>
           </w:tcPr>
@@ -176,7 +118,7 @@
             <w:pPr>
               <w:keepNext w:val="0"/>
               <w:widowControl/>
-              <w:spacing w:after="0" w:before="0" w:line="270" w:lineRule="exact"/>
+              <w:spacing w:before="0" w:after="0" w:line="270" w:lineRule="exact"/>
               <w:jc w:val="center"/>
             </w:pPr>
             <w:r>
@@ -185,13 +127,13 @@
                 <w:color w:val="FFFFFF"/>
                 <w:sz w:val="19"/>
               </w:rPr>
-              <w:t>首次交付</w:t>
+              <w:t>残影候选配对</w:t>
             </w:r>
           </w:p>
         </w:tc>
         <w:tc>
           <w:tcPr>
-            <w:tcW w:type="dxa" w:w="2381"/>
+            <w:tcW w:type="dxa" w:w="1928"/>
             <w:vAlign w:val="center"/>
             <w:shd w:fill="34495E"/>
           </w:tcPr>
@@ -199,7 +141,7 @@
             <w:pPr>
               <w:keepNext w:val="0"/>
               <w:widowControl/>
-              <w:spacing w:after="0" w:before="0" w:line="270" w:lineRule="exact"/>
+              <w:spacing w:before="0" w:after="0" w:line="270" w:lineRule="exact"/>
               <w:jc w:val="center"/>
             </w:pPr>
             <w:r>
@@ -208,13 +150,13 @@
                 <w:color w:val="FFFFFF"/>
                 <w:sz w:val="19"/>
               </w:rPr>
-              <w:t>正式最低预算</w:t>
+              <w:t>sham 对照</w:t>
             </w:r>
           </w:p>
         </w:tc>
         <w:tc>
           <w:tcPr>
-            <w:tcW w:type="dxa" w:w="2381"/>
+            <w:tcW w:type="dxa" w:w="2324"/>
             <w:vAlign w:val="center"/>
             <w:shd w:fill="34495E"/>
           </w:tcPr>
@@ -222,7 +164,7 @@
             <w:pPr>
               <w:keepNext w:val="0"/>
               <w:widowControl/>
-              <w:spacing w:after="0" w:before="0" w:line="270" w:lineRule="exact"/>
+              <w:spacing w:before="0" w:after="0" w:line="270" w:lineRule="exact"/>
               <w:jc w:val="center"/>
             </w:pPr>
             <w:r>
@@ -231,7 +173,7 @@
                 <w:color w:val="FFFFFF"/>
                 <w:sz w:val="19"/>
               </w:rPr>
-              <w:t>推荐预算</w:t>
+              <w:t>阶段预算合计</w:t>
             </w:r>
           </w:p>
         </w:tc>
@@ -242,7 +184,7 @@
         </w:trPr>
         <w:tc>
           <w:tcPr>
-            <w:tcW w:type="dxa" w:w="2835"/>
+            <w:tcW w:type="dxa" w:w="3118"/>
             <w:vAlign w:val="center"/>
             <w:shd w:fill="FFFFFF"/>
           </w:tcPr>
@@ -250,19 +192,19 @@
             <w:pPr>
               <w:keepNext w:val="0"/>
               <w:widowControl/>
-              <w:spacing w:after="0" w:before="0" w:line="270" w:lineRule="exact"/>
+              <w:spacing w:before="0" w:after="0" w:line="270" w:lineRule="exact"/>
             </w:pPr>
             <w:r>
               <w:rPr>
                 <w:sz w:val="19"/>
               </w:rPr>
-              <w:t>残影候选配对循环</w:t>
+              <w:t>第一阶段 可行性试采</w:t>
             </w:r>
           </w:p>
         </w:tc>
         <w:tc>
           <w:tcPr>
-            <w:tcW w:type="dxa" w:w="2041"/>
+            <w:tcW w:type="dxa" w:w="2268"/>
             <w:vAlign w:val="center"/>
             <w:shd w:fill="FFFFFF"/>
           </w:tcPr>
@@ -270,20 +212,20 @@
             <w:pPr>
               <w:keepNext w:val="0"/>
               <w:widowControl/>
-              <w:spacing w:after="0" w:before="0" w:line="270" w:lineRule="exact"/>
+              <w:spacing w:before="0" w:after="0" w:line="270" w:lineRule="exact"/>
               <w:jc w:val="center"/>
             </w:pPr>
             <w:r>
               <w:rPr>
                 <w:sz w:val="19"/>
               </w:rPr>
-              <w:t>48</w:t>
+              <w:t>24–48 组</w:t>
             </w:r>
           </w:p>
         </w:tc>
         <w:tc>
           <w:tcPr>
-            <w:tcW w:type="dxa" w:w="2381"/>
+            <w:tcW w:type="dxa" w:w="1928"/>
             <w:vAlign w:val="center"/>
             <w:shd w:fill="FFFFFF"/>
           </w:tcPr>
@@ -291,20 +233,20 @@
             <w:pPr>
               <w:keepNext w:val="0"/>
               <w:widowControl/>
-              <w:spacing w:after="0" w:before="0" w:line="270" w:lineRule="exact"/>
+              <w:spacing w:before="0" w:after="0" w:line="270" w:lineRule="exact"/>
               <w:jc w:val="center"/>
             </w:pPr>
             <w:r>
               <w:rPr>
                 <w:sz w:val="19"/>
               </w:rPr>
-              <w:t>600</w:t>
+              <w:t>6–12 组</w:t>
             </w:r>
           </w:p>
         </w:tc>
         <w:tc>
           <w:tcPr>
-            <w:tcW w:type="dxa" w:w="2381"/>
+            <w:tcW w:type="dxa" w:w="2324"/>
             <w:vAlign w:val="center"/>
             <w:shd w:fill="FFFFFF"/>
           </w:tcPr>
@@ -312,14 +254,14 @@
             <w:pPr>
               <w:keepNext w:val="0"/>
               <w:widowControl/>
-              <w:spacing w:after="0" w:before="0" w:line="270" w:lineRule="exact"/>
+              <w:spacing w:before="0" w:after="0" w:line="270" w:lineRule="exact"/>
               <w:jc w:val="center"/>
             </w:pPr>
             <w:r>
               <w:rPr>
                 <w:sz w:val="19"/>
               </w:rPr>
-              <w:t>2400</w:t>
+              <w:t>30–60 组</w:t>
             </w:r>
           </w:p>
         </w:tc>
@@ -330,7 +272,7 @@
         </w:trPr>
         <w:tc>
           <w:tcPr>
-            <w:tcW w:type="dxa" w:w="2835"/>
+            <w:tcW w:type="dxa" w:w="3118"/>
             <w:vAlign w:val="center"/>
             <w:shd w:fill="F3F5F7"/>
           </w:tcPr>
@@ -338,19 +280,19 @@
             <w:pPr>
               <w:keepNext w:val="0"/>
               <w:widowControl/>
-              <w:spacing w:after="0" w:before="0" w:line="270" w:lineRule="exact"/>
+              <w:spacing w:before="0" w:after="0" w:line="270" w:lineRule="exact"/>
             </w:pPr>
             <w:r>
               <w:rPr>
                 <w:sz w:val="19"/>
               </w:rPr>
-              <w:t>无残影 sham 对照循环</w:t>
+              <w:t>第二阶段 数学模型</w:t>
             </w:r>
           </w:p>
         </w:tc>
         <w:tc>
           <w:tcPr>
-            <w:tcW w:type="dxa" w:w="2041"/>
+            <w:tcW w:type="dxa" w:w="2268"/>
             <w:vAlign w:val="center"/>
             <w:shd w:fill="F3F5F7"/>
           </w:tcPr>
@@ -358,20 +300,20 @@
             <w:pPr>
               <w:keepNext w:val="0"/>
               <w:widowControl/>
-              <w:spacing w:after="0" w:before="0" w:line="270" w:lineRule="exact"/>
+              <w:spacing w:before="0" w:after="0" w:line="270" w:lineRule="exact"/>
               <w:jc w:val="center"/>
             </w:pPr>
             <w:r>
               <w:rPr>
                 <w:sz w:val="19"/>
               </w:rPr>
-              <w:t>12</w:t>
+              <w:t>100–300 组</w:t>
             </w:r>
           </w:p>
         </w:tc>
         <w:tc>
           <w:tcPr>
-            <w:tcW w:type="dxa" w:w="2381"/>
+            <w:tcW w:type="dxa" w:w="1928"/>
             <w:vAlign w:val="center"/>
             <w:shd w:fill="F3F5F7"/>
           </w:tcPr>
@@ -379,20 +321,20 @@
             <w:pPr>
               <w:keepNext w:val="0"/>
               <w:widowControl/>
-              <w:spacing w:after="0" w:before="0" w:line="270" w:lineRule="exact"/>
+              <w:spacing w:before="0" w:after="0" w:line="270" w:lineRule="exact"/>
               <w:jc w:val="center"/>
             </w:pPr>
             <w:r>
               <w:rPr>
                 <w:sz w:val="19"/>
               </w:rPr>
-              <w:t>120</w:t>
+              <w:t>20–60 组</w:t>
             </w:r>
           </w:p>
         </w:tc>
         <w:tc>
           <w:tcPr>
-            <w:tcW w:type="dxa" w:w="2381"/>
+            <w:tcW w:type="dxa" w:w="2324"/>
             <w:vAlign w:val="center"/>
             <w:shd w:fill="F3F5F7"/>
           </w:tcPr>
@@ -400,14 +342,14 @@
             <w:pPr>
               <w:keepNext w:val="0"/>
               <w:widowControl/>
-              <w:spacing w:after="0" w:before="0" w:line="270" w:lineRule="exact"/>
+              <w:spacing w:before="0" w:after="0" w:line="270" w:lineRule="exact"/>
               <w:jc w:val="center"/>
             </w:pPr>
             <w:r>
               <w:rPr>
                 <w:sz w:val="19"/>
               </w:rPr>
-              <w:t>480</w:t>
+              <w:t>120–360 组</w:t>
             </w:r>
           </w:p>
         </w:tc>
@@ -418,7 +360,7 @@
         </w:trPr>
         <w:tc>
           <w:tcPr>
-            <w:tcW w:type="dxa" w:w="2835"/>
+            <w:tcW w:type="dxa" w:w="3118"/>
             <w:vAlign w:val="center"/>
             <w:shd w:fill="FFFFFF"/>
           </w:tcPr>
@@ -426,19 +368,19 @@
             <w:pPr>
               <w:keepNext w:val="0"/>
               <w:widowControl/>
-              <w:spacing w:after="0" w:before="0" w:line="270" w:lineRule="exact"/>
+              <w:spacing w:before="0" w:after="0" w:line="270" w:lineRule="exact"/>
             </w:pPr>
             <w:r>
               <w:rPr>
                 <w:sz w:val="19"/>
               </w:rPr>
-              <w:t>配对循环合计</w:t>
+              <w:t>第三阶段 深度学习</w:t>
             </w:r>
           </w:p>
         </w:tc>
         <w:tc>
           <w:tcPr>
-            <w:tcW w:type="dxa" w:w="2041"/>
+            <w:tcW w:type="dxa" w:w="2268"/>
             <w:vAlign w:val="center"/>
             <w:shd w:fill="FFFFFF"/>
           </w:tcPr>
@@ -446,20 +388,20 @@
             <w:pPr>
               <w:keepNext w:val="0"/>
               <w:widowControl/>
-              <w:spacing w:after="0" w:before="0" w:line="270" w:lineRule="exact"/>
+              <w:spacing w:before="0" w:after="0" w:line="270" w:lineRule="exact"/>
               <w:jc w:val="center"/>
             </w:pPr>
             <w:r>
               <w:rPr>
                 <w:sz w:val="19"/>
               </w:rPr>
-              <w:t>60</w:t>
+              <w:t>800–2000 组</w:t>
             </w:r>
           </w:p>
         </w:tc>
         <w:tc>
           <w:tcPr>
-            <w:tcW w:type="dxa" w:w="2381"/>
+            <w:tcW w:type="dxa" w:w="1928"/>
             <w:vAlign w:val="center"/>
             <w:shd w:fill="FFFFFF"/>
           </w:tcPr>
@@ -467,20 +409,20 @@
             <w:pPr>
               <w:keepNext w:val="0"/>
               <w:widowControl/>
-              <w:spacing w:after="0" w:before="0" w:line="270" w:lineRule="exact"/>
+              <w:spacing w:before="0" w:after="0" w:line="270" w:lineRule="exact"/>
               <w:jc w:val="center"/>
             </w:pPr>
             <w:r>
               <w:rPr>
                 <w:sz w:val="19"/>
               </w:rPr>
-              <w:t>720</w:t>
+              <w:t>160–400 组</w:t>
             </w:r>
           </w:p>
         </w:tc>
         <w:tc>
           <w:tcPr>
-            <w:tcW w:type="dxa" w:w="2381"/>
+            <w:tcW w:type="dxa" w:w="2324"/>
             <w:vAlign w:val="center"/>
             <w:shd w:fill="FFFFFF"/>
           </w:tcPr>
@@ -488,542 +430,14 @@
             <w:pPr>
               <w:keepNext w:val="0"/>
               <w:widowControl/>
-              <w:spacing w:after="0" w:before="0" w:line="270" w:lineRule="exact"/>
+              <w:spacing w:before="0" w:after="0" w:line="270" w:lineRule="exact"/>
               <w:jc w:val="center"/>
             </w:pPr>
             <w:r>
               <w:rPr>
                 <w:sz w:val="19"/>
               </w:rPr>
-              <w:t>2880</w:t>
-            </w:r>
-          </w:p>
-        </w:tc>
-      </w:tr>
-      <w:tr>
-        <w:trPr>
-          <w:cantSplit/>
-        </w:trPr>
-        <w:tc>
-          <w:tcPr>
-            <w:tcW w:type="dxa" w:w="2835"/>
-            <w:vAlign w:val="center"/>
-            <w:shd w:fill="F3F5F7"/>
-          </w:tcPr>
-          <w:p>
-            <w:pPr>
-              <w:keepNext w:val="0"/>
-              <w:widowControl/>
-              <w:spacing w:after="0" w:before="0" w:line="270" w:lineRule="exact"/>
-            </w:pPr>
-            <w:r>
-              <w:rPr>
-                <w:sz w:val="19"/>
-              </w:rPr>
-              <w:t>每循环核心原始图</w:t>
-            </w:r>
-          </w:p>
-        </w:tc>
-        <w:tc>
-          <w:tcPr>
-            <w:tcW w:type="dxa" w:w="2041"/>
-            <w:vAlign w:val="center"/>
-            <w:shd w:fill="F3F5F7"/>
-          </w:tcPr>
-          <w:p>
-            <w:pPr>
-              <w:keepNext w:val="0"/>
-              <w:widowControl/>
-              <w:spacing w:after="0" w:before="0" w:line="270" w:lineRule="exact"/>
-              <w:jc w:val="center"/>
-            </w:pPr>
-            <w:r>
-              <w:rPr>
-                <w:sz w:val="19"/>
-              </w:rPr>
-              <w:t>4 张</w:t>
-            </w:r>
-          </w:p>
-        </w:tc>
-        <w:tc>
-          <w:tcPr>
-            <w:tcW w:type="dxa" w:w="2381"/>
-            <w:vAlign w:val="center"/>
-            <w:shd w:fill="F3F5F7"/>
-          </w:tcPr>
-          <w:p>
-            <w:pPr>
-              <w:keepNext w:val="0"/>
-              <w:widowControl/>
-              <w:spacing w:after="0" w:before="0" w:line="270" w:lineRule="exact"/>
-              <w:jc w:val="center"/>
-            </w:pPr>
-            <w:r>
-              <w:rPr>
-                <w:sz w:val="19"/>
-              </w:rPr>
-              <w:t>4 张</w:t>
-            </w:r>
-          </w:p>
-        </w:tc>
-        <w:tc>
-          <w:tcPr>
-            <w:tcW w:type="dxa" w:w="2381"/>
-            <w:vAlign w:val="center"/>
-            <w:shd w:fill="F3F5F7"/>
-          </w:tcPr>
-          <w:p>
-            <w:pPr>
-              <w:keepNext w:val="0"/>
-              <w:widowControl/>
-              <w:spacing w:after="0" w:before="0" w:line="270" w:lineRule="exact"/>
-              <w:jc w:val="center"/>
-            </w:pPr>
-            <w:r>
-              <w:rPr>
-                <w:sz w:val="19"/>
-              </w:rPr>
-              <w:t>4 张</w:t>
-            </w:r>
-          </w:p>
-        </w:tc>
-      </w:tr>
-      <w:tr>
-        <w:trPr>
-          <w:cantSplit/>
-        </w:trPr>
-        <w:tc>
-          <w:tcPr>
-            <w:tcW w:type="dxa" w:w="2835"/>
-            <w:vAlign w:val="center"/>
-            <w:shd w:fill="FFFFFF"/>
-          </w:tcPr>
-          <w:p>
-            <w:pPr>
-              <w:keepNext w:val="0"/>
-              <w:widowControl/>
-              <w:spacing w:after="0" w:before="0" w:line="270" w:lineRule="exact"/>
-            </w:pPr>
-            <w:r>
-              <w:rPr>
-                <w:sz w:val="19"/>
-              </w:rPr>
-              <w:t>核心原始图总数</w:t>
-            </w:r>
-          </w:p>
-        </w:tc>
-        <w:tc>
-          <w:tcPr>
-            <w:tcW w:type="dxa" w:w="2041"/>
-            <w:vAlign w:val="center"/>
-            <w:shd w:fill="FFFFFF"/>
-          </w:tcPr>
-          <w:p>
-            <w:pPr>
-              <w:keepNext w:val="0"/>
-              <w:widowControl/>
-              <w:spacing w:after="0" w:before="0" w:line="270" w:lineRule="exact"/>
-              <w:jc w:val="center"/>
-            </w:pPr>
-            <w:r>
-              <w:rPr>
-                <w:sz w:val="19"/>
-              </w:rPr>
-              <w:t>240</w:t>
-            </w:r>
-          </w:p>
-        </w:tc>
-        <w:tc>
-          <w:tcPr>
-            <w:tcW w:type="dxa" w:w="2381"/>
-            <w:vAlign w:val="center"/>
-            <w:shd w:fill="FFFFFF"/>
-          </w:tcPr>
-          <w:p>
-            <w:pPr>
-              <w:keepNext w:val="0"/>
-              <w:widowControl/>
-              <w:spacing w:after="0" w:before="0" w:line="270" w:lineRule="exact"/>
-              <w:jc w:val="center"/>
-            </w:pPr>
-            <w:r>
-              <w:rPr>
-                <w:sz w:val="19"/>
-              </w:rPr>
-              <w:t>2880</w:t>
-            </w:r>
-          </w:p>
-        </w:tc>
-        <w:tc>
-          <w:tcPr>
-            <w:tcW w:type="dxa" w:w="2381"/>
-            <w:vAlign w:val="center"/>
-            <w:shd w:fill="FFFFFF"/>
-          </w:tcPr>
-          <w:p>
-            <w:pPr>
-              <w:keepNext w:val="0"/>
-              <w:widowControl/>
-              <w:spacing w:after="0" w:before="0" w:line="270" w:lineRule="exact"/>
-              <w:jc w:val="center"/>
-            </w:pPr>
-            <w:r>
-              <w:rPr>
-                <w:sz w:val="19"/>
-              </w:rPr>
-              <w:t>11520</w:t>
-            </w:r>
-          </w:p>
-        </w:tc>
-      </w:tr>
-      <w:tr>
-        <w:trPr>
-          <w:cantSplit/>
-        </w:trPr>
-        <w:tc>
-          <w:tcPr>
-            <w:tcW w:type="dxa" w:w="2835"/>
-            <w:vAlign w:val="center"/>
-            <w:shd w:fill="F3F5F7"/>
-          </w:tcPr>
-          <w:p>
-            <w:pPr>
-              <w:keepNext w:val="0"/>
-              <w:widowControl/>
-              <w:spacing w:after="0" w:before="0" w:line="270" w:lineRule="exact"/>
-            </w:pPr>
-            <w:r>
-              <w:rPr>
-                <w:sz w:val="19"/>
-              </w:rPr>
-              <w:t>正式不同当前场景数</w:t>
-            </w:r>
-          </w:p>
-        </w:tc>
-        <w:tc>
-          <w:tcPr>
-            <w:tcW w:type="dxa" w:w="2041"/>
-            <w:vAlign w:val="center"/>
-            <w:shd w:fill="F3F5F7"/>
-          </w:tcPr>
-          <w:p>
-            <w:pPr>
-              <w:keepNext w:val="0"/>
-              <w:widowControl/>
-              <w:spacing w:after="0" w:before="0" w:line="270" w:lineRule="exact"/>
-              <w:jc w:val="center"/>
-            </w:pPr>
-            <w:r>
-              <w:rPr>
-                <w:sz w:val="19"/>
-              </w:rPr>
-              <w:t>流程用固定场景</w:t>
-            </w:r>
-          </w:p>
-        </w:tc>
-        <w:tc>
-          <w:tcPr>
-            <w:tcW w:type="dxa" w:w="2381"/>
-            <w:vAlign w:val="center"/>
-            <w:shd w:fill="F3F5F7"/>
-          </w:tcPr>
-          <w:p>
-            <w:pPr>
-              <w:keepNext w:val="0"/>
-              <w:widowControl/>
-              <w:spacing w:after="0" w:before="0" w:line="270" w:lineRule="exact"/>
-              <w:jc w:val="center"/>
-            </w:pPr>
-            <w:r>
-              <w:rPr>
-                <w:sz w:val="19"/>
-              </w:rPr>
-              <w:t>40</w:t>
-            </w:r>
-          </w:p>
-        </w:tc>
-        <w:tc>
-          <w:tcPr>
-            <w:tcW w:type="dxa" w:w="2381"/>
-            <w:vAlign w:val="center"/>
-            <w:shd w:fill="F3F5F7"/>
-          </w:tcPr>
-          <w:p>
-            <w:pPr>
-              <w:keepNext w:val="0"/>
-              <w:widowControl/>
-              <w:spacing w:after="0" w:before="0" w:line="270" w:lineRule="exact"/>
-              <w:jc w:val="center"/>
-            </w:pPr>
-            <w:r>
-              <w:rPr>
-                <w:sz w:val="19"/>
-              </w:rPr>
-              <w:t>80</w:t>
-            </w:r>
-          </w:p>
-        </w:tc>
-      </w:tr>
-      <w:tr>
-        <w:trPr>
-          <w:cantSplit/>
-        </w:trPr>
-        <w:tc>
-          <w:tcPr>
-            <w:tcW w:type="dxa" w:w="2835"/>
-            <w:vAlign w:val="center"/>
-            <w:shd w:fill="FFFFFF"/>
-          </w:tcPr>
-          <w:p>
-            <w:pPr>
-              <w:keepNext w:val="0"/>
-              <w:widowControl/>
-              <w:spacing w:after="0" w:before="0" w:line="270" w:lineRule="exact"/>
-            </w:pPr>
-            <w:r>
-              <w:rPr>
-                <w:sz w:val="19"/>
-              </w:rPr>
-              <w:t>正式采集 block 数</w:t>
-            </w:r>
-          </w:p>
-        </w:tc>
-        <w:tc>
-          <w:tcPr>
-            <w:tcW w:type="dxa" w:w="2041"/>
-            <w:vAlign w:val="center"/>
-            <w:shd w:fill="FFFFFF"/>
-          </w:tcPr>
-          <w:p>
-            <w:pPr>
-              <w:keepNext w:val="0"/>
-              <w:widowControl/>
-              <w:spacing w:after="0" w:before="0" w:line="270" w:lineRule="exact"/>
-              <w:jc w:val="center"/>
-            </w:pPr>
-            <w:r>
-              <w:rPr>
-                <w:sz w:val="19"/>
-              </w:rPr>
-              <w:t>至少 2 个会话</w:t>
-            </w:r>
-          </w:p>
-        </w:tc>
-        <w:tc>
-          <w:tcPr>
-            <w:tcW w:type="dxa" w:w="2381"/>
-            <w:vAlign w:val="center"/>
-            <w:shd w:fill="FFFFFF"/>
-          </w:tcPr>
-          <w:p>
-            <w:pPr>
-              <w:keepNext w:val="0"/>
-              <w:widowControl/>
-              <w:spacing w:after="0" w:before="0" w:line="270" w:lineRule="exact"/>
-              <w:jc w:val="center"/>
-            </w:pPr>
-            <w:r>
-              <w:rPr>
-                <w:sz w:val="19"/>
-              </w:rPr>
-              <w:t>5</w:t>
-            </w:r>
-          </w:p>
-        </w:tc>
-        <w:tc>
-          <w:tcPr>
-            <w:tcW w:type="dxa" w:w="2381"/>
-            <w:vAlign w:val="center"/>
-            <w:shd w:fill="FFFFFF"/>
-          </w:tcPr>
-          <w:p>
-            <w:pPr>
-              <w:keepNext w:val="0"/>
-              <w:widowControl/>
-              <w:spacing w:after="0" w:before="0" w:line="270" w:lineRule="exact"/>
-              <w:jc w:val="center"/>
-            </w:pPr>
-            <w:r>
-              <w:rPr>
-                <w:sz w:val="19"/>
-              </w:rPr>
-              <w:t>10</w:t>
-            </w:r>
-          </w:p>
-        </w:tc>
-      </w:tr>
-      <w:tr>
-        <w:trPr>
-          <w:cantSplit/>
-        </w:trPr>
-        <w:tc>
-          <w:tcPr>
-            <w:tcW w:type="dxa" w:w="2835"/>
-            <w:vAlign w:val="center"/>
-            <w:shd w:fill="F3F5F7"/>
-          </w:tcPr>
-          <w:p>
-            <w:pPr>
-              <w:keepNext w:val="0"/>
-              <w:widowControl/>
-              <w:spacing w:after="0" w:before="0" w:line="270" w:lineRule="exact"/>
-            </w:pPr>
-            <w:r>
-              <w:rPr>
-                <w:sz w:val="19"/>
-              </w:rPr>
-              <w:t>成像板或探测器单元</w:t>
-            </w:r>
-          </w:p>
-        </w:tc>
-        <w:tc>
-          <w:tcPr>
-            <w:tcW w:type="dxa" w:w="2041"/>
-            <w:vAlign w:val="center"/>
-            <w:shd w:fill="F3F5F7"/>
-          </w:tcPr>
-          <w:p>
-            <w:pPr>
-              <w:keepNext w:val="0"/>
-              <w:widowControl/>
-              <w:spacing w:after="0" w:before="0" w:line="270" w:lineRule="exact"/>
-              <w:jc w:val="center"/>
-            </w:pPr>
-            <w:r>
-              <w:rPr>
-                <w:sz w:val="19"/>
-              </w:rPr>
-              <w:t>1 个即可试采</w:t>
-            </w:r>
-          </w:p>
-        </w:tc>
-        <w:tc>
-          <w:tcPr>
-            <w:tcW w:type="dxa" w:w="2381"/>
-            <w:vAlign w:val="center"/>
-            <w:shd w:fill="F3F5F7"/>
-          </w:tcPr>
-          <w:p>
-            <w:pPr>
-              <w:keepNext w:val="0"/>
-              <w:widowControl/>
-              <w:spacing w:after="0" w:before="0" w:line="270" w:lineRule="exact"/>
-              <w:jc w:val="center"/>
-            </w:pPr>
-            <w:r>
-              <w:rPr>
-                <w:sz w:val="19"/>
-              </w:rPr>
-              <w:t>至少 2 个同型号单元</w:t>
-            </w:r>
-          </w:p>
-        </w:tc>
-        <w:tc>
-          <w:tcPr>
-            <w:tcW w:type="dxa" w:w="2381"/>
-            <w:vAlign w:val="center"/>
-            <w:shd w:fill="F3F5F7"/>
-          </w:tcPr>
-          <w:p>
-            <w:pPr>
-              <w:keepNext w:val="0"/>
-              <w:widowControl/>
-              <w:spacing w:after="0" w:before="0" w:line="270" w:lineRule="exact"/>
-              <w:jc w:val="center"/>
-            </w:pPr>
-            <w:r>
-              <w:rPr>
-                <w:sz w:val="19"/>
-              </w:rPr>
-              <w:t>至少 3 个同型号单元</w:t>
-            </w:r>
-          </w:p>
-        </w:tc>
-      </w:tr>
-      <w:tr>
-        <w:trPr>
-          <w:cantSplit/>
-        </w:trPr>
-        <w:tc>
-          <w:tcPr>
-            <w:tcW w:type="dxa" w:w="2835"/>
-            <w:vAlign w:val="center"/>
-            <w:shd w:fill="FFFFFF"/>
-          </w:tcPr>
-          <w:p>
-            <w:pPr>
-              <w:keepNext w:val="0"/>
-              <w:widowControl/>
-              <w:spacing w:after="0" w:before="0" w:line="270" w:lineRule="exact"/>
-            </w:pPr>
-            <w:r>
-              <w:rPr>
-                <w:sz w:val="19"/>
-              </w:rPr>
-              <w:t>CR 数据容量预留</w:t>
-            </w:r>
-          </w:p>
-        </w:tc>
-        <w:tc>
-          <w:tcPr>
-            <w:tcW w:type="dxa" w:w="2041"/>
-            <w:vAlign w:val="center"/>
-            <w:shd w:fill="FFFFFF"/>
-          </w:tcPr>
-          <w:p>
-            <w:pPr>
-              <w:keepNext w:val="0"/>
-              <w:widowControl/>
-              <w:spacing w:after="0" w:before="0" w:line="270" w:lineRule="exact"/>
-              <w:jc w:val="center"/>
-            </w:pPr>
-            <w:r>
-              <w:rPr>
-                <w:sz w:val="19"/>
-              </w:rPr>
-              <w:t>约 10 GB</w:t>
-            </w:r>
-          </w:p>
-        </w:tc>
-        <w:tc>
-          <w:tcPr>
-            <w:tcW w:type="dxa" w:w="2381"/>
-            <w:vAlign w:val="center"/>
-            <w:shd w:fill="FFFFFF"/>
-          </w:tcPr>
-          <w:p>
-            <w:pPr>
-              <w:keepNext w:val="0"/>
-              <w:widowControl/>
-              <w:spacing w:after="0" w:before="0" w:line="270" w:lineRule="exact"/>
-              <w:jc w:val="center"/>
-            </w:pPr>
-            <w:r>
-              <w:rPr>
-                <w:sz w:val="19"/>
-              </w:rPr>
-              <w:t>约 80 GB 原始包</w:t>
-            </w:r>
-          </w:p>
-        </w:tc>
-        <w:tc>
-          <w:tcPr>
-            <w:tcW w:type="dxa" w:w="2381"/>
-            <w:vAlign w:val="center"/>
-            <w:shd w:fill="FFFFFF"/>
-          </w:tcPr>
-          <w:p>
-            <w:pPr>
-              <w:keepNext w:val="0"/>
-              <w:widowControl/>
-              <w:spacing w:after="0" w:before="0" w:line="270" w:lineRule="exact"/>
-              <w:jc w:val="center"/>
-            </w:pPr>
-            <w:r>
-              <w:rPr>
-                <w:sz w:val="19"/>
-              </w:rPr>
-              <w:t>约 300 GB 原始包</w:t>
+              <w:t>960–2400 组</w:t>
             </w:r>
           </w:p>
         </w:tc>
@@ -1041,17 +455,129 @@
     </w:p>
     <w:p>
       <w:r>
-        <w:t>“候选”指按残留流程制备的样本；实际是否检出残影、强度如何，需要测量后标注。不能为了达到数量而将未检出样本直接改标为无残影，也不能只保留明显强残影。上表各阶段独立计费与验收；试采、机制标定不默认计入冻结正式测试集。原始包容量按约 3072×3072、16-bit 估计，包含额外参考与标定的余量；保存 raw 与临床处理双通道及双份备份时需要另加空间。</w:t>
+        <w:t>第一阶段的 30–60 组已经包含 sham。后两阶段的 100–300 和 800–2000 指完整残影候选配对循环，另按候选组数约 20% 安排 sham；这个比例是初始预算，不是证明误改风险的样本量。暗场、空场、独立残留 probe 和测试额外 clean 分开列项，不计作配对组。表中为各阶段目标数据集规模，新增工作量按符合角色与资格的已有数据抵扣，不将三行简单相加。</w:t>
       </w:r>
     </w:p>
     <w:p>
       <w:r>
-        <w:t>公司在首次安排机时前需落实四项技术条件：能导出原始或可明确线性化的全分辨率图；能固定并说明读片及后处理配置；能记录真实时序；能在模体专用流程中取得充分复位和可重复残留两种状态。若其中一项做不到，应先完成流程试采与可行性判定。</w:t>
+        <w:rPr>
+          <w:b/>
+        </w:rPr>
+        <w:t>这些是阶段性工程预算，不是文献确认的最低样本量，也不保证达到某个恢复指标。</w:t>
+      </w:r>
+      <w:r>
+        <w:t xml:space="preserve"> 数学路线优先考虑固定设备、低自由度且可部署的模型；深度学习路线优先扩大独立当前结构和 B 历史。完成可信数学基线及其局限评估即可决定是否扩大深度学习采集，不要求数学模型必须成功。</w:t>
       </w:r>
     </w:p>
     <w:p>
       <w:r>
-        <w:t>设备类型尚未确定，建议公司先填写下表，按实际硬件机制选择协议。当前既有 CR 冻结结果只对其原数据成立；若换 DR，应从机制标定重新开始，不能继承 CR 的 alpha 或擦除结论。</w:t>
+        <w:t>第二阶段可从 100 组候选配对起步，按预先确定的模块和独立测试要求补至 100–300 组。第三阶段先尝试整个数据集覆盖 100–300 个不同 A 场景，分别统计训练、验证、测试中的场景数，不能把重复曝光或 patch 当作新场景。若要求训练集本身有 100–300 个独立 A，按 60% 训练比例需约 167–500 个总场景，应重新报价。</w:t>
+      </w:r>
+    </w:p>
+    <w:p>
+      <w:pPr>
+        <w:pStyle w:val="Heading2"/>
+      </w:pPr>
+      <w:r>
+        <w:t>1 2 两条路线共同必需的交付</w:t>
+      </w:r>
+    </w:p>
+    <w:p>
+      <w:r>
+        <w:t xml:space="preserve">有 B 曝光的每组至少交付上一帧 </w:t>
+      </w:r>
+      <w:r>
+        <w:rPr>
+          <w:rFonts w:ascii="Arial" w:hAnsi="Arial"/>
+          <w:sz w:val="20"/>
+        </w:rPr>
+        <w:t>previous</w:t>
+      </w:r>
+      <w:r>
+        <w:t xml:space="preserve">、带残影或对照当前帧 </w:t>
+      </w:r>
+      <w:r>
+        <w:rPr>
+          <w:rFonts w:ascii="Arial" w:hAnsi="Arial"/>
+          <w:sz w:val="20"/>
+        </w:rPr>
+        <w:t>ghosted</w:t>
+      </w:r>
+      <w:r>
+        <w:t xml:space="preserve">、充分复位后的 </w:t>
+      </w:r>
+      <w:r>
+        <w:rPr>
+          <w:rFonts w:ascii="Arial" w:hAnsi="Arial"/>
+          <w:sz w:val="20"/>
+        </w:rPr>
+        <w:t>clean_before</w:t>
+      </w:r>
+      <w:r>
+        <w:t xml:space="preserve"> 和 </w:t>
+      </w:r>
+      <w:r>
+        <w:rPr>
+          <w:rFonts w:ascii="Arial" w:hAnsi="Arial"/>
+          <w:sz w:val="20"/>
+        </w:rPr>
+        <w:t>clean_after</w:t>
+      </w:r>
+      <w:r>
+        <w:t xml:space="preserve">，以及逐事件日志。无 B sham 的第四张是实采 </w:t>
+      </w:r>
+      <w:r>
+        <w:rPr>
+          <w:rFonts w:ascii="Arial" w:hAnsi="Arial"/>
+          <w:sz w:val="20"/>
+        </w:rPr>
+        <w:t>sham_dark</w:t>
+      </w:r>
+      <w:r>
+        <w:t>，不伪造 previous；对照当前图记录为 sham_current。每组核心原始图为 4 张，测试参考重复另计。</w:t>
+      </w:r>
+    </w:p>
+    <w:p>
+      <w:r>
+        <w:t>两张 clean 用于估计参考及噪声、漂移和配准误差，不用现有 dark 或算法输出替代。两条路线均需保留无残影对照、同条件完全复测、跨日期和跨场景的独立测试。优先安排静态模体，并交付原生全分辨率无损数据、真实像素映射、板/探测器 ID、曝光、读取和擦除事件。采集关键条件和质量要求见第 4、5、8、9 节。</w:t>
+      </w:r>
+    </w:p>
+    <w:p>
+      <w:r>
+        <w:t>“候选”指按残留流程制备的样本，实际是否检出及强度须测量后标注。弱残影与未检出样本保留，不直接改标为无残影，不只交付明显强残影。公司应先确认原始通道、处理配置、真实时序，以及充分复位和残留状态的可执行流程。</w:t>
+      </w:r>
+    </w:p>
+    <w:p>
+      <w:pPr>
+        <w:pStyle w:val="Heading2"/>
+      </w:pPr>
+      <w:r>
+        <w:t>1 3 设备及部署输入在执行前确定</w:t>
+      </w:r>
+    </w:p>
+    <w:p>
+      <w:r>
+        <w:t xml:space="preserve">设备类型尚未确定。正式报价需说明 CR 还是 DR，并确认厂商型号、板/探测器单元、可导出通道和可控状态。采集始终保存 previous，部署分别评估 </w:t>
+      </w:r>
+      <w:r>
+        <w:rPr>
+          <w:rFonts w:ascii="Arial" w:hAnsi="Arial"/>
+          <w:sz w:val="20"/>
+        </w:rPr>
+        <w:t>current＋previous</w:t>
+      </w:r>
+      <w:r>
+        <w:t xml:space="preserve"> 和仅 </w:t>
+      </w:r>
+      <w:r>
+        <w:rPr>
+          <w:rFonts w:ascii="Arial" w:hAnsi="Arial"/>
+          <w:sz w:val="20"/>
+        </w:rPr>
+        <w:t>current</w:t>
+      </w:r>
+      <w:r>
+        <w:t>；算法类型与输入类型是两个独立维度。数学模型与网络都可以使用 previous，不能把“深度学习”自动等同于“仅 current”。</w:t>
       </w:r>
     </w:p>
     <w:tbl>
@@ -1095,7 +621,7 @@
             <w:pPr>
               <w:keepNext w:val="0"/>
               <w:widowControl/>
-              <w:spacing w:after="0" w:before="0" w:line="270" w:lineRule="exact"/>
+              <w:spacing w:before="0" w:after="0" w:line="270" w:lineRule="exact"/>
             </w:pPr>
             <w:r>
               <w:rPr>
@@ -1117,7 +643,7 @@
             <w:pPr>
               <w:keepNext w:val="0"/>
               <w:widowControl/>
-              <w:spacing w:after="0" w:before="0" w:line="270" w:lineRule="exact"/>
+              <w:spacing w:before="0" w:after="0" w:line="270" w:lineRule="exact"/>
             </w:pPr>
             <w:r>
               <w:rPr>
@@ -1139,7 +665,7 @@
             <w:pPr>
               <w:keepNext w:val="0"/>
               <w:widowControl/>
-              <w:spacing w:after="0" w:before="0" w:line="270" w:lineRule="exact"/>
+              <w:spacing w:before="0" w:after="0" w:line="270" w:lineRule="exact"/>
             </w:pPr>
             <w:r>
               <w:rPr>
@@ -1166,7 +692,7 @@
             <w:pPr>
               <w:keepNext w:val="0"/>
               <w:widowControl/>
-              <w:spacing w:after="0" w:before="0" w:line="270" w:lineRule="exact"/>
+              <w:spacing w:before="0" w:after="0" w:line="270" w:lineRule="exact"/>
             </w:pPr>
             <w:r>
               <w:rPr>
@@ -1186,7 +712,7 @@
             <w:pPr>
               <w:keepNext w:val="0"/>
               <w:widowControl/>
-              <w:spacing w:after="0" w:before="0" w:line="270" w:lineRule="exact"/>
+              <w:spacing w:before="0" w:after="0" w:line="270" w:lineRule="exact"/>
             </w:pPr>
             <w:r>
               <w:rPr>
@@ -1206,7 +732,7 @@
             <w:pPr>
               <w:keepNext w:val="0"/>
               <w:widowControl/>
-              <w:spacing w:after="0" w:before="0" w:line="270" w:lineRule="exact"/>
+              <w:spacing w:before="0" w:after="0" w:line="270" w:lineRule="exact"/>
             </w:pPr>
             <w:r>
               <w:rPr>
@@ -1231,7 +757,7 @@
             <w:pPr>
               <w:keepNext w:val="0"/>
               <w:widowControl/>
-              <w:spacing w:after="0" w:before="0" w:line="270" w:lineRule="exact"/>
+              <w:spacing w:before="0" w:after="0" w:line="270" w:lineRule="exact"/>
             </w:pPr>
             <w:r>
               <w:rPr>
@@ -1251,13 +777,13 @@
             <w:pPr>
               <w:keepNext w:val="0"/>
               <w:widowControl/>
-              <w:spacing w:after="0" w:before="0" w:line="270" w:lineRule="exact"/>
+              <w:spacing w:before="0" w:after="0" w:line="270" w:lineRule="exact"/>
             </w:pPr>
             <w:r>
               <w:rPr>
                 <w:sz w:val="19"/>
               </w:rPr>
-              <w:t>每个等待点独立准备，避免重复读取改变状态</w:t>
+              <w:t>每个等待点独立准备</w:t>
             </w:r>
           </w:p>
         </w:tc>
@@ -1271,13 +797,13 @@
             <w:pPr>
               <w:keepNext w:val="0"/>
               <w:widowControl/>
-              <w:spacing w:after="0" w:before="0" w:line="270" w:lineRule="exact"/>
+              <w:spacing w:before="0" w:after="0" w:line="270" w:lineRule="exact"/>
             </w:pPr>
             <w:r>
               <w:rPr>
                 <w:sz w:val="19"/>
               </w:rPr>
-              <w:t>连续脉冲/阶跃及暗帧，真实 fps 与帧编号</w:t>
+              <w:t>可用连续脉冲/阶跃与暗帧，记录真实 fps</w:t>
             </w:r>
           </w:p>
         </w:tc>
@@ -1296,7 +822,7 @@
             <w:pPr>
               <w:keepNext w:val="0"/>
               <w:widowControl/>
-              <w:spacing w:after="0" w:before="0" w:line="270" w:lineRule="exact"/>
+              <w:spacing w:before="0" w:after="0" w:line="270" w:lineRule="exact"/>
             </w:pPr>
             <w:r>
               <w:rPr>
@@ -1316,7 +842,7 @@
             <w:pPr>
               <w:keepNext w:val="0"/>
               <w:widowControl/>
-              <w:spacing w:after="0" w:before="0" w:line="270" w:lineRule="exact"/>
+              <w:spacing w:before="0" w:after="0" w:line="270" w:lineRule="exact"/>
             </w:pPr>
             <w:r>
               <w:rPr>
@@ -1336,13 +862,13 @@
             <w:pPr>
               <w:keepNext w:val="0"/>
               <w:widowControl/>
-              <w:spacing w:after="0" w:before="0" w:line="270" w:lineRule="exact"/>
+              <w:spacing w:before="0" w:after="0" w:line="270" w:lineRule="exact"/>
             </w:pPr>
             <w:r>
               <w:rPr>
                 <w:sz w:val="19"/>
               </w:rPr>
-              <w:t>认证电子复位/等待后同 A 重复；必要时硬件时序参考</w:t>
+              <w:t>认证复位/等待后同 A 重复，必要时硬件时序参考</w:t>
             </w:r>
           </w:p>
         </w:tc>
@@ -1361,13 +887,13 @@
             <w:pPr>
               <w:keepNext w:val="0"/>
               <w:widowControl/>
-              <w:spacing w:after="0" w:before="0" w:line="270" w:lineRule="exact"/>
+              <w:spacing w:before="0" w:after="0" w:line="270" w:lineRule="exact"/>
             </w:pPr>
             <w:r>
               <w:rPr>
                 <w:sz w:val="19"/>
               </w:rPr>
-              <w:t>主文件</w:t>
+              <w:t>必须说明</w:t>
             </w:r>
           </w:p>
         </w:tc>
@@ -1381,13 +907,13 @@
             <w:pPr>
               <w:keepNext w:val="0"/>
               <w:widowControl/>
-              <w:spacing w:after="0" w:before="0" w:line="270" w:lineRule="exact"/>
+              <w:spacing w:before="0" w:after="0" w:line="270" w:lineRule="exact"/>
             </w:pPr>
             <w:r>
               <w:rPr>
                 <w:sz w:val="19"/>
               </w:rPr>
-              <w:t>原生 CR DICOM 与事件 JSONL</w:t>
+              <w:t>previous 读片后自动擦除次序</w:t>
             </w:r>
           </w:p>
         </w:tc>
@@ -1401,13 +927,13 @@
             <w:pPr>
               <w:keepNext w:val="0"/>
               <w:widowControl/>
-              <w:spacing w:after="0" w:before="0" w:line="270" w:lineRule="exact"/>
+              <w:spacing w:before="0" w:after="0" w:line="270" w:lineRule="exact"/>
             </w:pPr>
             <w:r>
               <w:rPr>
                 <w:sz w:val="19"/>
               </w:rPr>
-              <w:t>原生 DX/DICOM 或无损原始序列容器与逐帧日志</w:t>
+              <w:t>lag correction、offset/gain、binning、reset 开关</w:t>
             </w:r>
           </w:p>
         </w:tc>
@@ -1426,13 +952,13 @@
             <w:pPr>
               <w:keepNext w:val="0"/>
               <w:widowControl/>
-              <w:spacing w:after="0" w:before="0" w:line="270" w:lineRule="exact"/>
+              <w:spacing w:before="0" w:after="0" w:line="270" w:lineRule="exact"/>
             </w:pPr>
             <w:r>
               <w:rPr>
                 <w:sz w:val="19"/>
               </w:rPr>
-              <w:t>必须说明</w:t>
+              <w:t>应用范围</w:t>
             </w:r>
           </w:p>
         </w:tc>
@@ -1446,13 +972,13 @@
             <w:pPr>
               <w:keepNext w:val="0"/>
               <w:widowControl/>
-              <w:spacing w:after="0" w:before="0" w:line="270" w:lineRule="exact"/>
+              <w:spacing w:before="0" w:after="0" w:line="270" w:lineRule="exact"/>
             </w:pPr>
             <w:r>
               <w:rPr>
                 <w:sz w:val="19"/>
               </w:rPr>
-              <w:t>previous 读片后自动擦除次序</w:t>
+              <w:t>一块板仅支持该板的受限研究</w:t>
             </w:r>
           </w:p>
         </w:tc>
@@ -1466,72 +992,7 @@
             <w:pPr>
               <w:keepNext w:val="0"/>
               <w:widowControl/>
-              <w:spacing w:after="0" w:before="0" w:line="270" w:lineRule="exact"/>
-            </w:pPr>
-            <w:r>
-              <w:rPr>
-                <w:sz w:val="19"/>
-              </w:rPr>
-              <w:t>硬件 lag correction、offset/gain、binning 与 reset 开关</w:t>
-            </w:r>
-          </w:p>
-        </w:tc>
-      </w:tr>
-      <w:tr>
-        <w:trPr>
-          <w:cantSplit/>
-        </w:trPr>
-        <w:tc>
-          <w:tcPr>
-            <w:tcW w:type="dxa" w:w="2041"/>
-            <w:vAlign w:val="center"/>
-            <w:shd w:fill="F3F5F7"/>
-          </w:tcPr>
-          <w:p>
-            <w:pPr>
-              <w:keepNext w:val="0"/>
-              <w:widowControl/>
-              <w:spacing w:after="0" w:before="0" w:line="270" w:lineRule="exact"/>
-            </w:pPr>
-            <w:r>
-              <w:rPr>
-                <w:sz w:val="19"/>
-              </w:rPr>
-              <w:t>硬件不足的声明</w:t>
-            </w:r>
-          </w:p>
-        </w:tc>
-        <w:tc>
-          <w:tcPr>
-            <w:tcW w:type="dxa" w:w="3969"/>
-            <w:vAlign w:val="center"/>
-            <w:shd w:fill="F3F5F7"/>
-          </w:tcPr>
-          <w:p>
-            <w:pPr>
-              <w:keepNext w:val="0"/>
-              <w:widowControl/>
-              <w:spacing w:after="0" w:before="0" w:line="270" w:lineRule="exact"/>
-            </w:pPr>
-            <w:r>
-              <w:rPr>
-                <w:sz w:val="19"/>
-              </w:rPr>
-              <w:t>一块板仅支持该板的受限研究</w:t>
-            </w:r>
-          </w:p>
-        </w:tc>
-        <w:tc>
-          <w:tcPr>
-            <w:tcW w:type="dxa" w:w="3628"/>
-            <w:vAlign w:val="center"/>
-            <w:shd w:fill="F3F5F7"/>
-          </w:tcPr>
-          <w:p>
-            <w:pPr>
-              <w:keepNext w:val="0"/>
-              <w:widowControl/>
-              <w:spacing w:after="0" w:before="0" w:line="270" w:lineRule="exact"/>
+              <w:spacing w:before="0" w:after="0" w:line="270" w:lineRule="exact"/>
             </w:pPr>
             <w:r>
               <w:rPr>
@@ -1555,7 +1016,25 @@
     </w:p>
     <w:p>
       <w:r>
-        <w:t>静态四图配对、正常图对照、重复参考和分组测试的要求两类设备都适用；DR 连续标定的机时和容量另外核算。</w:t>
+        <w:t>首轮可用一个固定硬件单元。跨板/探测器迁移按用途追加，不预先强制购买或安排多个单元；只有一个单元时不声明跨硬件泛化。若换 DR，重新认证参考与标定，不能继承原 CR 的 alpha 或擦除结论。CR 与 DR 的执行协议分别落实，不混用时序或复位流程。</w:t>
+      </w:r>
+    </w:p>
+    <w:p>
+      <w:pPr>
+        <w:pStyle w:val="Heading2"/>
+      </w:pPr>
+      <w:r>
+        <w:t>1 4 分批验收后决定追加</w:t>
+      </w:r>
+    </w:p>
+    <w:p>
+      <w:r>
+        <w:t>试采须先证明 clean 可信、核心日志完整，并量化残留与测量的重复性；异常波动未查清时先补状态记录和关键复测。数学阶段检查参数可辨识性、部署取得方式、结构保真、sham 误改和独立测试。若固定任务已达到预声明目标，可停止该路线追加；若失败，按参考、状态、模型假设或覆盖缺口定向补采。</w:t>
+      </w:r>
+    </w:p>
+    <w:p>
+      <w:r>
+        <w:t>深度学习阶段依据独立场景学习曲线和未见日期/场景表现决定扩展。原 600 组候选加 120 组对照的覆盖矩阵，以及 2400 组候选加 480 组对照的重复优先方案，不再作为公司必交下限；需扩大条件覆盖时另行安排。正式验收阈值在试采后、确认测试前冻结。</w:t>
       </w:r>
     </w:p>
     <w:p>
@@ -1664,7 +1143,7 @@
             <w:pPr>
               <w:keepNext w:val="0"/>
               <w:widowControl/>
-              <w:spacing w:after="0" w:before="0" w:line="270" w:lineRule="exact"/>
+              <w:spacing w:before="0" w:after="0" w:line="270" w:lineRule="exact"/>
             </w:pPr>
             <w:r>
               <w:rPr>
@@ -1686,7 +1165,7 @@
             <w:pPr>
               <w:keepNext w:val="0"/>
               <w:widowControl/>
-              <w:spacing w:after="0" w:before="0" w:line="270" w:lineRule="exact"/>
+              <w:spacing w:before="0" w:after="0" w:line="270" w:lineRule="exact"/>
             </w:pPr>
             <w:r>
               <w:rPr>
@@ -1708,7 +1187,7 @@
             <w:pPr>
               <w:keepNext w:val="0"/>
               <w:widowControl/>
-              <w:spacing w:after="0" w:before="0" w:line="270" w:lineRule="exact"/>
+              <w:spacing w:before="0" w:after="0" w:line="270" w:lineRule="exact"/>
             </w:pPr>
             <w:r>
               <w:rPr>
@@ -1735,7 +1214,7 @@
             <w:pPr>
               <w:keepNext w:val="0"/>
               <w:widowControl/>
-              <w:spacing w:after="0" w:before="0" w:line="270" w:lineRule="exact"/>
+              <w:spacing w:before="0" w:after="0" w:line="270" w:lineRule="exact"/>
             </w:pPr>
             <w:r>
               <w:rPr>
@@ -1755,7 +1234,7 @@
             <w:pPr>
               <w:keepNext w:val="0"/>
               <w:widowControl/>
-              <w:spacing w:after="0" w:before="0" w:line="270" w:lineRule="exact"/>
+              <w:spacing w:before="0" w:after="0" w:line="270" w:lineRule="exact"/>
             </w:pPr>
             <w:r>
               <w:rPr>
@@ -1775,7 +1254,7 @@
             <w:pPr>
               <w:keepNext w:val="0"/>
               <w:widowControl/>
-              <w:spacing w:after="0" w:before="0" w:line="270" w:lineRule="exact"/>
+              <w:spacing w:before="0" w:after="0" w:line="270" w:lineRule="exact"/>
             </w:pPr>
             <w:r>
               <w:rPr>
@@ -1800,7 +1279,7 @@
             <w:pPr>
               <w:keepNext w:val="0"/>
               <w:widowControl/>
-              <w:spacing w:after="0" w:before="0" w:line="270" w:lineRule="exact"/>
+              <w:spacing w:before="0" w:after="0" w:line="270" w:lineRule="exact"/>
             </w:pPr>
             <w:r>
               <w:rPr>
@@ -1820,7 +1299,7 @@
             <w:pPr>
               <w:keepNext w:val="0"/>
               <w:widowControl/>
-              <w:spacing w:after="0" w:before="0" w:line="270" w:lineRule="exact"/>
+              <w:spacing w:before="0" w:after="0" w:line="270" w:lineRule="exact"/>
             </w:pPr>
             <w:r>
               <w:rPr>
@@ -1840,7 +1319,7 @@
             <w:pPr>
               <w:keepNext w:val="0"/>
               <w:widowControl/>
-              <w:spacing w:after="0" w:before="0" w:line="270" w:lineRule="exact"/>
+              <w:spacing w:before="0" w:after="0" w:line="270" w:lineRule="exact"/>
             </w:pPr>
             <w:r>
               <w:rPr>
@@ -1865,7 +1344,7 @@
             <w:pPr>
               <w:keepNext w:val="0"/>
               <w:widowControl/>
-              <w:spacing w:after="0" w:before="0" w:line="270" w:lineRule="exact"/>
+              <w:spacing w:before="0" w:after="0" w:line="270" w:lineRule="exact"/>
             </w:pPr>
             <w:r>
               <w:rPr>
@@ -1885,7 +1364,7 @@
             <w:pPr>
               <w:keepNext w:val="0"/>
               <w:widowControl/>
-              <w:spacing w:after="0" w:before="0" w:line="270" w:lineRule="exact"/>
+              <w:spacing w:before="0" w:after="0" w:line="270" w:lineRule="exact"/>
             </w:pPr>
             <w:r>
               <w:rPr>
@@ -1905,7 +1384,7 @@
             <w:pPr>
               <w:keepNext w:val="0"/>
               <w:widowControl/>
-              <w:spacing w:after="0" w:before="0" w:line="270" w:lineRule="exact"/>
+              <w:spacing w:before="0" w:after="0" w:line="270" w:lineRule="exact"/>
             </w:pPr>
             <w:r>
               <w:rPr>
@@ -1930,7 +1409,7 @@
             <w:pPr>
               <w:keepNext w:val="0"/>
               <w:widowControl/>
-              <w:spacing w:after="0" w:before="0" w:line="270" w:lineRule="exact"/>
+              <w:spacing w:before="0" w:after="0" w:line="270" w:lineRule="exact"/>
             </w:pPr>
             <w:r>
               <w:rPr>
@@ -1950,7 +1429,7 @@
             <w:pPr>
               <w:keepNext w:val="0"/>
               <w:widowControl/>
-              <w:spacing w:after="0" w:before="0" w:line="270" w:lineRule="exact"/>
+              <w:spacing w:before="0" w:after="0" w:line="270" w:lineRule="exact"/>
             </w:pPr>
             <w:r>
               <w:rPr>
@@ -1970,13 +1449,13 @@
             <w:pPr>
               <w:keepNext w:val="0"/>
               <w:widowControl/>
-              <w:spacing w:after="0" w:before="0" w:line="270" w:lineRule="exact"/>
+              <w:spacing w:before="0" w:after="0" w:line="270" w:lineRule="exact"/>
             </w:pPr>
             <w:r>
               <w:rPr>
                 <w:sz w:val="19"/>
               </w:rPr>
-              <w:t>独立复位暗场、原位置空场及大覆盖当前模体</w:t>
+              <w:t>独立复位暗场、原位置空场及大覆盖前序 B probe</w:t>
             </w:r>
           </w:p>
         </w:tc>
@@ -1995,7 +1474,7 @@
             <w:pPr>
               <w:keepNext w:val="0"/>
               <w:widowControl/>
-              <w:spacing w:after="0" w:before="0" w:line="270" w:lineRule="exact"/>
+              <w:spacing w:before="0" w:after="0" w:line="270" w:lineRule="exact"/>
             </w:pPr>
             <w:r>
               <w:rPr>
@@ -2015,7 +1494,7 @@
             <w:pPr>
               <w:keepNext w:val="0"/>
               <w:widowControl/>
-              <w:spacing w:after="0" w:before="0" w:line="270" w:lineRule="exact"/>
+              <w:spacing w:before="0" w:after="0" w:line="270" w:lineRule="exact"/>
             </w:pPr>
             <w:r>
               <w:rPr>
@@ -2035,7 +1514,7 @@
             <w:pPr>
               <w:keepNext w:val="0"/>
               <w:widowControl/>
-              <w:spacing w:after="0" w:before="0" w:line="270" w:lineRule="exact"/>
+              <w:spacing w:before="0" w:after="0" w:line="270" w:lineRule="exact"/>
             </w:pPr>
             <w:r>
               <w:rPr>
@@ -2060,7 +1539,7 @@
             <w:pPr>
               <w:keepNext w:val="0"/>
               <w:widowControl/>
-              <w:spacing w:after="0" w:before="0" w:line="270" w:lineRule="exact"/>
+              <w:spacing w:before="0" w:after="0" w:line="270" w:lineRule="exact"/>
             </w:pPr>
             <w:r>
               <w:rPr>
@@ -2080,7 +1559,7 @@
             <w:pPr>
               <w:keepNext w:val="0"/>
               <w:widowControl/>
-              <w:spacing w:after="0" w:before="0" w:line="270" w:lineRule="exact"/>
+              <w:spacing w:before="0" w:after="0" w:line="270" w:lineRule="exact"/>
             </w:pPr>
             <w:r>
               <w:rPr>
@@ -2100,7 +1579,7 @@
             <w:pPr>
               <w:keepNext w:val="0"/>
               <w:widowControl/>
-              <w:spacing w:after="0" w:before="0" w:line="270" w:lineRule="exact"/>
+              <w:spacing w:before="0" w:after="0" w:line="270" w:lineRule="exact"/>
             </w:pPr>
             <w:r>
               <w:rPr>
@@ -2125,7 +1604,7 @@
             <w:pPr>
               <w:keepNext w:val="0"/>
               <w:widowControl/>
-              <w:spacing w:after="0" w:before="0" w:line="270" w:lineRule="exact"/>
+              <w:spacing w:before="0" w:after="0" w:line="270" w:lineRule="exact"/>
             </w:pPr>
             <w:r>
               <w:rPr>
@@ -2145,7 +1624,7 @@
             <w:pPr>
               <w:keepNext w:val="0"/>
               <w:widowControl/>
-              <w:spacing w:after="0" w:before="0" w:line="270" w:lineRule="exact"/>
+              <w:spacing w:before="0" w:after="0" w:line="270" w:lineRule="exact"/>
             </w:pPr>
             <w:r>
               <w:rPr>
@@ -2165,7 +1644,7 @@
             <w:pPr>
               <w:keepNext w:val="0"/>
               <w:widowControl/>
-              <w:spacing w:after="0" w:before="0" w:line="270" w:lineRule="exact"/>
+              <w:spacing w:before="0" w:after="0" w:line="270" w:lineRule="exact"/>
             </w:pPr>
             <w:r>
               <w:rPr>
@@ -2238,6 +1717,16 @@
     <w:p>
       <w:r>
         <w:t>采集按两个目标都可评估的超集进行；最终模型输入应在正式测试冻结前确定。设备公司还需确认是否可读取部署时的板 ID、时序与擦除状态；训练拥有而部署无法取得的字段，不得直接作为部署模型必需输入。</w:t>
+      </w:r>
+    </w:p>
+    <w:p>
+      <w:r>
+        <w:t>算法路线与部署输入分别定义。数学模型数据较少的前提是残留模板的单位/归一化固定、待估参数可辨识、状态变化能被少量已测变量描述。若 alpha、背景或残留模板需要逐帧或逐位置任意变化，不能仅因公式中出现两个系数就推断数据需求低。</w:t>
+      </w:r>
+    </w:p>
+    <w:p>
+      <w:r>
+        <w:t>用 clean 拟合每组 alpha 只能验证描述能力。用于部署时，alpha 与背景必须通过冻结标定、部署可读状态，或只用允许输入的预声明估计流程取得；不得在测试图上利用 clean 重新拟合后报告上线恢复性能。先同时检查残留物理重复性和参考/背景测量重复性，不能把现有系数波动提前确认为某一种板状态机制。</w:t>
       </w:r>
     </w:p>
     <w:p>
@@ -2549,7 +2038,7 @@
             <w:pPr>
               <w:keepNext w:val="0"/>
               <w:widowControl/>
-              <w:spacing w:after="0" w:before="0" w:line="270" w:lineRule="exact"/>
+              <w:spacing w:before="0" w:after="0" w:line="270" w:lineRule="exact"/>
             </w:pPr>
             <w:r>
               <w:rPr>
@@ -2571,7 +2060,7 @@
             <w:pPr>
               <w:keepNext w:val="0"/>
               <w:widowControl/>
-              <w:spacing w:after="0" w:before="0" w:line="270" w:lineRule="exact"/>
+              <w:spacing w:before="0" w:after="0" w:line="270" w:lineRule="exact"/>
             </w:pPr>
             <w:r>
               <w:rPr>
@@ -2593,7 +2082,7 @@
             <w:pPr>
               <w:keepNext w:val="0"/>
               <w:widowControl/>
-              <w:spacing w:after="0" w:before="0" w:line="270" w:lineRule="exact"/>
+              <w:spacing w:before="0" w:after="0" w:line="270" w:lineRule="exact"/>
             </w:pPr>
             <w:r>
               <w:rPr>
@@ -2620,7 +2109,7 @@
             <w:pPr>
               <w:keepNext w:val="0"/>
               <w:widowControl/>
-              <w:spacing w:after="0" w:before="0" w:line="270" w:lineRule="exact"/>
+              <w:spacing w:before="0" w:after="0" w:line="270" w:lineRule="exact"/>
             </w:pPr>
             <w:r>
               <w:rPr>
@@ -2640,7 +2129,7 @@
             <w:pPr>
               <w:keepNext w:val="0"/>
               <w:widowControl/>
-              <w:spacing w:after="0" w:before="0" w:line="270" w:lineRule="exact"/>
+              <w:spacing w:before="0" w:after="0" w:line="270" w:lineRule="exact"/>
             </w:pPr>
             <w:r>
               <w:rPr>
@@ -2660,7 +2149,7 @@
             <w:pPr>
               <w:keepNext w:val="0"/>
               <w:widowControl/>
-              <w:spacing w:after="0" w:before="0" w:line="270" w:lineRule="exact"/>
+              <w:spacing w:before="0" w:after="0" w:line="270" w:lineRule="exact"/>
             </w:pPr>
             <w:r>
               <w:rPr>
@@ -2685,7 +2174,7 @@
             <w:pPr>
               <w:keepNext w:val="0"/>
               <w:widowControl/>
-              <w:spacing w:after="0" w:before="0" w:line="270" w:lineRule="exact"/>
+              <w:spacing w:before="0" w:after="0" w:line="270" w:lineRule="exact"/>
             </w:pPr>
             <w:r>
               <w:rPr>
@@ -2705,7 +2194,7 @@
             <w:pPr>
               <w:keepNext w:val="0"/>
               <w:widowControl/>
-              <w:spacing w:after="0" w:before="0" w:line="270" w:lineRule="exact"/>
+              <w:spacing w:before="0" w:after="0" w:line="270" w:lineRule="exact"/>
             </w:pPr>
             <w:r>
               <w:rPr>
@@ -2725,7 +2214,7 @@
             <w:pPr>
               <w:keepNext w:val="0"/>
               <w:widowControl/>
-              <w:spacing w:after="0" w:before="0" w:line="270" w:lineRule="exact"/>
+              <w:spacing w:before="0" w:after="0" w:line="270" w:lineRule="exact"/>
             </w:pPr>
             <w:r>
               <w:rPr>
@@ -2750,7 +2239,7 @@
             <w:pPr>
               <w:keepNext w:val="0"/>
               <w:widowControl/>
-              <w:spacing w:after="0" w:before="0" w:line="270" w:lineRule="exact"/>
+              <w:spacing w:before="0" w:after="0" w:line="270" w:lineRule="exact"/>
             </w:pPr>
             <w:r>
               <w:rPr>
@@ -2770,7 +2259,7 @@
             <w:pPr>
               <w:keepNext w:val="0"/>
               <w:widowControl/>
-              <w:spacing w:after="0" w:before="0" w:line="270" w:lineRule="exact"/>
+              <w:spacing w:before="0" w:after="0" w:line="270" w:lineRule="exact"/>
             </w:pPr>
             <w:r>
               <w:rPr>
@@ -2790,7 +2279,7 @@
             <w:pPr>
               <w:keepNext w:val="0"/>
               <w:widowControl/>
-              <w:spacing w:after="0" w:before="0" w:line="270" w:lineRule="exact"/>
+              <w:spacing w:before="0" w:after="0" w:line="270" w:lineRule="exact"/>
             </w:pPr>
             <w:r>
               <w:rPr>
@@ -2815,7 +2304,7 @@
             <w:pPr>
               <w:keepNext w:val="0"/>
               <w:widowControl/>
-              <w:spacing w:after="0" w:before="0" w:line="270" w:lineRule="exact"/>
+              <w:spacing w:before="0" w:after="0" w:line="270" w:lineRule="exact"/>
             </w:pPr>
             <w:r>
               <w:rPr>
@@ -2835,7 +2324,7 @@
             <w:pPr>
               <w:keepNext w:val="0"/>
               <w:widowControl/>
-              <w:spacing w:after="0" w:before="0" w:line="270" w:lineRule="exact"/>
+              <w:spacing w:before="0" w:after="0" w:line="270" w:lineRule="exact"/>
             </w:pPr>
             <w:r>
               <w:rPr>
@@ -2855,7 +2344,7 @@
             <w:pPr>
               <w:keepNext w:val="0"/>
               <w:widowControl/>
-              <w:spacing w:after="0" w:before="0" w:line="270" w:lineRule="exact"/>
+              <w:spacing w:before="0" w:after="0" w:line="270" w:lineRule="exact"/>
             </w:pPr>
             <w:r>
               <w:rPr>
@@ -2880,7 +2369,7 @@
             <w:pPr>
               <w:keepNext w:val="0"/>
               <w:widowControl/>
-              <w:spacing w:after="0" w:before="0" w:line="270" w:lineRule="exact"/>
+              <w:spacing w:before="0" w:after="0" w:line="270" w:lineRule="exact"/>
             </w:pPr>
             <w:r>
               <w:rPr>
@@ -2900,7 +2389,7 @@
             <w:pPr>
               <w:keepNext w:val="0"/>
               <w:widowControl/>
-              <w:spacing w:after="0" w:before="0" w:line="270" w:lineRule="exact"/>
+              <w:spacing w:before="0" w:after="0" w:line="270" w:lineRule="exact"/>
             </w:pPr>
             <w:r>
               <w:rPr>
@@ -2920,7 +2409,7 @@
             <w:pPr>
               <w:keepNext w:val="0"/>
               <w:widowControl/>
-              <w:spacing w:after="0" w:before="0" w:line="270" w:lineRule="exact"/>
+              <w:spacing w:before="0" w:after="0" w:line="270" w:lineRule="exact"/>
             </w:pPr>
             <w:r>
               <w:rPr>
@@ -2945,7 +2434,7 @@
             <w:pPr>
               <w:keepNext w:val="0"/>
               <w:widowControl/>
-              <w:spacing w:after="0" w:before="0" w:line="270" w:lineRule="exact"/>
+              <w:spacing w:before="0" w:after="0" w:line="270" w:lineRule="exact"/>
             </w:pPr>
             <w:r>
               <w:rPr>
@@ -2965,7 +2454,7 @@
             <w:pPr>
               <w:keepNext w:val="0"/>
               <w:widowControl/>
-              <w:spacing w:after="0" w:before="0" w:line="270" w:lineRule="exact"/>
+              <w:spacing w:before="0" w:after="0" w:line="270" w:lineRule="exact"/>
             </w:pPr>
             <w:r>
               <w:rPr>
@@ -2985,7 +2474,7 @@
             <w:pPr>
               <w:keepNext w:val="0"/>
               <w:widowControl/>
-              <w:spacing w:after="0" w:before="0" w:line="270" w:lineRule="exact"/>
+              <w:spacing w:before="0" w:after="0" w:line="270" w:lineRule="exact"/>
             </w:pPr>
             <w:r>
               <w:rPr>
@@ -3010,7 +2499,7 @@
             <w:pPr>
               <w:keepNext w:val="0"/>
               <w:widowControl/>
-              <w:spacing w:after="0" w:before="0" w:line="270" w:lineRule="exact"/>
+              <w:spacing w:before="0" w:after="0" w:line="270" w:lineRule="exact"/>
             </w:pPr>
             <w:r>
               <w:rPr>
@@ -3030,7 +2519,7 @@
             <w:pPr>
               <w:keepNext w:val="0"/>
               <w:widowControl/>
-              <w:spacing w:after="0" w:before="0" w:line="270" w:lineRule="exact"/>
+              <w:spacing w:before="0" w:after="0" w:line="270" w:lineRule="exact"/>
             </w:pPr>
             <w:r>
               <w:rPr>
@@ -3050,7 +2539,7 @@
             <w:pPr>
               <w:keepNext w:val="0"/>
               <w:widowControl/>
-              <w:spacing w:after="0" w:before="0" w:line="270" w:lineRule="exact"/>
+              <w:spacing w:before="0" w:after="0" w:line="270" w:lineRule="exact"/>
             </w:pPr>
             <w:r>
               <w:rPr>
@@ -3107,12 +2596,12 @@
     </w:p>
     <w:p>
       <w:r>
-        <w:t>建议 A 覆盖率分层为约 10%、30%、60%，另保留超过 70% 的压力样本；至少四分之一正式候选组为 A 覆盖率不低于 50% 的情形，用于检验大覆盖当前结构的恢复。包含细线、孔洞、厚度台阶与低对比小结构，评价去除后是否保留它们。</w:t>
+        <w:t>建议 A 覆盖率分层为约 10%、30%、60%，另保留超过 70% 的压力样本；在需要结构泛化的确认/深度学习批次中，建议至少四分之一候选组为 A 覆盖率不低于 50% 的情形，用于检验大覆盖当前结构的恢复。包含细线、孔洞、厚度台阶与低对比小结构，评价去除后是否保留它们。</w:t>
       </w:r>
     </w:p>
     <w:p>
       <w:r>
-        <w:t>现有 BG 遮挡审查的空缺针对的是前序 source B 支持区，因此 B 也必须有独立面积分层，覆盖约 10%、20%–40%、40%–60%；至少四分之一正式候选的 B 覆盖率不低于 30%。在 B 实际板位置取得独立复位背景和残留 probe，不用把大 B 移到其他空气区的插补结果代替原位置测量。A 大覆盖与 B 大覆盖分别记录，不能互相充当验证。</w:t>
+        <w:t>现有 BG 遮挡审查的空缺针对的是前序 source B 支持区，因此 B 也必须有独立面积分层，覆盖约 10%、20%–40%、40%–60%；在空间响应验证/深度学习批次中，建议至少四分之一候选的 B 覆盖率不低于 30%。在 B 实际板位置取得独立复位背景和残留 probe，不用把大 B 移到其他空气区的插补结果代替原位置测量。A 大覆盖与 B 大覆盖分别记录，不能互相充当验证。</w:t>
       </w:r>
     </w:p>
     <w:p>
@@ -3127,7 +2616,7 @@
         <w:t>B 支持区 ∩ A 支持区 / B 支持区</w:t>
       </w:r>
       <w:r>
-        <w:t xml:space="preserve"> 计算并保存实际值。应轮换 B 的形状与位置，至少 5 种物理结构或投影模板，推荐 10 种；覆盖中心和四个象限，并加入与 A 形态相似的图案。掩膜是辅助标注，物体支持区与实际残影可见区不等同。</w:t>
+        <w:t xml:space="preserve"> 计算并保存实际值。试采可先固定一种 B。数学阶段再按待验证假设增加形状与位置；深度学习阶段建议至少 5 种物理结构或投影模板，扩展时可达 10 种，覆盖中心和象限，并加入与 A 形态相似的图案。掩膜是辅助标注，物体支持区与实际残影可见区不等同。</w:t>
       </w:r>
     </w:p>
     <w:p>
@@ -3349,7 +2838,7 @@
         <w:pStyle w:val="Heading1"/>
       </w:pPr>
       <w:r>
-        <w:t>6 规模与可核算采集矩阵</w:t>
+        <w:t>6 两条算法路线的采集预算与验收</w:t>
       </w:r>
     </w:p>
     <w:p>
@@ -3357,17 +2846,22 @@
         <w:pStyle w:val="Heading2"/>
       </w:pPr>
       <w:r>
-        <w:t>6 1 第一次交付 60 组流程试采</w:t>
+        <w:t>6 1 第一阶段 30–60 组可行性试采</w:t>
       </w:r>
     </w:p>
     <w:p>
       <w:r>
-        <w:t>48 个候选循环的矩阵为：2 个 B 曝光档 × 2 个已定义擦除/残留状态 × 2 个可执行等待间隔 × 2 个固定 A 场景 × 3 次完全重新初始化复测。另采 12 个 sham，平衡 A 场景、间隔及会话。至少跨两个会话，随机化条件次序，保存 warm-up 和环境状态。</w:t>
+        <w:t>首轮固定一个硬件单元、一种 B 图案、一个 B 曝光、一个可执行间隔和一种明确残留流程，先检验完整条件下的重复性。30 组示例为：2 个固定 A 场景 × 2 个会话 × 每条件 6 次完全重新初始化＝24 个候选循环，另采 6 个 sham。两个会话尽量跨日期，并平衡两类 sham。若需 60 组，可先增加到 4 个 A 场景，得到 48 个候选和 12 个 sham；也可根据已经发现的状态问题调整扩展模块，并记录实际矩阵。</w:t>
       </w:r>
     </w:p>
     <w:p>
       <w:r>
-        <w:t>这 60 组的用途是证明 clean 取得流程、像素导出、事件时序及残留可重复，不能单独证明剂量规律或跨场景泛化。若设备只有一个可执行残留模式，把无法完成的第二模式写入实际矩阵，并补足同模式复测；不要把模式缺失补造为两级。</w:t>
+        <w:t>试采不同时铺开擦除、曝光、时延、位置的全因子组合。先认证充分复位、clean 重复、源输出与像素映射；残留变化明显超出参考噪声时，优先检查擦除、读取、温度和历史日志，必要时只改变一个可操作状态做对照。</w:t>
+      </w:r>
+    </w:p>
+    <w:p>
+      <w:r>
+        <w:t>试采全部作为开发/流程数据。通过资格审查的候选可以抵扣第二阶段同类复测，sham 抵扣同类对照；未通过或改变协议后不再可比的样本保留原因，不抵扣有效数据数量。已看过的试采不转作独立确认测试。</w:t>
       </w:r>
     </w:p>
     <w:p>
@@ -3375,30 +2869,12 @@
         <w:pStyle w:val="Heading2"/>
       </w:pPr>
       <w:r>
-        <w:t>6 2 机制标定预算约 180 个循环</w:t>
+        <w:t>6 2 第二阶段 100–300 组数学模型候选配对</w:t>
       </w:r>
     </w:p>
     <w:p>
       <w:r>
-        <w:t>一个可执行的 CR 方案为：2 种 B 图案 × 5 个板位置 × 3 个 B 曝光档 × 3 个等待间隔 × 2 个独立会话＝180 个 probe 循环。各循环独立初始化并保存 B 和 probe，不默认含带物体 A 的四图监督组。固定主擦除流程和 B 曝光至读取间隔；擦除模式对照先由试采解决，需扩展时另计。</w:t>
-      </w:r>
-    </w:p>
-    <w:p>
-      <w:r>
-        <w:t>每个正式会话/板配置在开始和结束各采至少 20 张认证复位暗场；另采 3 档空场、每档至少 5 次独立复位曝光。若一个会话使用两块板，暗场/空场应逐板采集，不能用一块的标定代替另一块。由这些数据得到背景、空间响应、有效量程和参考重复性；标定应在开发阶段冻结，并对每个测试设备明确允许的校准流程。</w:t>
-      </w:r>
-    </w:p>
-    <w:p>
-      <w:pPr>
-        <w:pStyle w:val="Heading2"/>
-      </w:pPr>
-      <w:r>
-        <w:t>6 3 正式最低预算 720 组配对循环</w:t>
-      </w:r>
-    </w:p>
-    <w:p>
-      <w:r>
-        <w:t>采用 5 个采集 block，每个 block 包含 8 个新 A 场景：</w:t>
+        <w:t>目标为固定硬件和受限工作条件下的低自由度数学基线，包括真实参考误差、参数可辨识性与上线估计流程。候选配对预算 100–300 组，另配 20–60 个 sham。具体数量按试采噪声、参数自由度及要声明的应用范围决定。下面是 200 候选＋40 sham、合计 240 循环的可核算示例，并非必须完成的统一矩阵：</w:t>
       </w:r>
     </w:p>
     <w:tbl>
@@ -3423,9 +2899,9 @@
         </w:tblCellMar>
       </w:tblPr>
       <w:tblGrid>
-        <w:gridCol w:w="2835"/>
-        <w:gridCol w:w="5783"/>
-        <w:gridCol w:w="1020"/>
+        <w:gridCol w:w="2268"/>
+        <w:gridCol w:w="6180"/>
+        <w:gridCol w:w="1191"/>
       </w:tblGrid>
       <w:tr>
         <w:trPr>
@@ -3434,7 +2910,7 @@
         </w:trPr>
         <w:tc>
           <w:tcPr>
-            <w:tcW w:type="dxa" w:w="2835"/>
+            <w:tcW w:type="dxa" w:w="2268"/>
             <w:vAlign w:val="center"/>
             <w:shd w:fill="34495E"/>
           </w:tcPr>
@@ -3442,7 +2918,7 @@
             <w:pPr>
               <w:keepNext w:val="0"/>
               <w:widowControl/>
-              <w:spacing w:after="0" w:before="0" w:line="270" w:lineRule="exact"/>
+              <w:spacing w:before="0" w:after="0" w:line="270" w:lineRule="exact"/>
             </w:pPr>
             <w:r>
               <w:rPr>
@@ -3450,13 +2926,13 @@
                 <w:color w:val="FFFFFF"/>
                 <w:sz w:val="19"/>
               </w:rPr>
-              <w:t>每个 block 的内容</w:t>
+              <w:t>模块</w:t>
             </w:r>
           </w:p>
         </w:tc>
         <w:tc>
           <w:tcPr>
-            <w:tcW w:type="dxa" w:w="5783"/>
+            <w:tcW w:type="dxa" w:w="6180"/>
             <w:vAlign w:val="center"/>
             <w:shd w:fill="34495E"/>
           </w:tcPr>
@@ -3464,7 +2940,7 @@
             <w:pPr>
               <w:keepNext w:val="0"/>
               <w:widowControl/>
-              <w:spacing w:after="0" w:before="0" w:line="270" w:lineRule="exact"/>
+              <w:spacing w:before="0" w:after="0" w:line="270" w:lineRule="exact"/>
             </w:pPr>
             <w:r>
               <w:rPr>
@@ -3472,13 +2948,13 @@
                 <w:color w:val="FFFFFF"/>
                 <w:sz w:val="19"/>
               </w:rPr>
-              <w:t>计算</w:t>
+              <w:t>受控条件与计算</w:t>
             </w:r>
           </w:p>
         </w:tc>
         <w:tc>
           <w:tcPr>
-            <w:tcW w:type="dxa" w:w="1020"/>
+            <w:tcW w:type="dxa" w:w="1191"/>
             <w:vAlign w:val="center"/>
             <w:shd w:fill="34495E"/>
           </w:tcPr>
@@ -3486,7 +2962,7 @@
             <w:pPr>
               <w:keepNext w:val="0"/>
               <w:widowControl/>
-              <w:spacing w:after="0" w:before="0" w:line="270" w:lineRule="exact"/>
+              <w:spacing w:before="0" w:after="0" w:line="270" w:lineRule="exact"/>
               <w:jc w:val="center"/>
             </w:pPr>
             <w:r>
@@ -3495,7 +2971,7 @@
                 <w:color w:val="FFFFFF"/>
                 <w:sz w:val="19"/>
               </w:rPr>
-              <w:t>循环数</w:t>
+              <w:t>候选循环</w:t>
             </w:r>
           </w:p>
         </w:tc>
@@ -3506,7 +2982,7 @@
         </w:trPr>
         <w:tc>
           <w:tcPr>
-            <w:tcW w:type="dxa" w:w="2835"/>
+            <w:tcW w:type="dxa" w:w="2268"/>
             <w:vAlign w:val="center"/>
             <w:shd w:fill="FFFFFF"/>
           </w:tcPr>
@@ -3514,19 +2990,19 @@
             <w:pPr>
               <w:keepNext w:val="0"/>
               <w:widowControl/>
-              <w:spacing w:after="0" w:before="0" w:line="270" w:lineRule="exact"/>
+              <w:spacing w:before="0" w:after="0" w:line="270" w:lineRule="exact"/>
             </w:pPr>
             <w:r>
               <w:rPr>
                 <w:sz w:val="19"/>
               </w:rPr>
-              <w:t>基础候选</w:t>
+              <w:t>关键条件完全复测</w:t>
             </w:r>
           </w:p>
         </w:tc>
         <w:tc>
           <w:tcPr>
-            <w:tcW w:type="dxa" w:w="5783"/>
+            <w:tcW w:type="dxa" w:w="6180"/>
             <w:vAlign w:val="center"/>
             <w:shd w:fill="FFFFFF"/>
           </w:tcPr>
@@ -3534,19 +3010,19 @@
             <w:pPr>
               <w:keepNext w:val="0"/>
               <w:widowControl/>
-              <w:spacing w:after="0" w:before="0" w:line="270" w:lineRule="exact"/>
+              <w:spacing w:before="0" w:after="0" w:line="270" w:lineRule="exact"/>
             </w:pPr>
             <w:r>
               <w:rPr>
                 <w:sz w:val="19"/>
               </w:rPr>
-              <w:t>8 A × 3 B 布局 × 2 B 曝光 × 2 等待间隔</w:t>
+              <w:t>2 A × 2 会话 × 15 次；固定 B、曝光、间隔及流程</w:t>
             </w:r>
           </w:p>
         </w:tc>
         <w:tc>
           <w:tcPr>
-            <w:tcW w:type="dxa" w:w="1020"/>
+            <w:tcW w:type="dxa" w:w="1191"/>
             <w:vAlign w:val="center"/>
             <w:shd w:fill="FFFFFF"/>
           </w:tcPr>
@@ -3554,14 +3030,14 @@
             <w:pPr>
               <w:keepNext w:val="0"/>
               <w:widowControl/>
-              <w:spacing w:after="0" w:before="0" w:line="270" w:lineRule="exact"/>
+              <w:spacing w:before="0" w:after="0" w:line="270" w:lineRule="exact"/>
               <w:jc w:val="center"/>
             </w:pPr>
             <w:r>
               <w:rPr>
                 <w:sz w:val="19"/>
               </w:rPr>
-              <w:t>96</w:t>
+              <w:t>60</w:t>
             </w:r>
           </w:p>
         </w:tc>
@@ -3572,7 +3048,7 @@
         </w:trPr>
         <w:tc>
           <w:tcPr>
-            <w:tcW w:type="dxa" w:w="2835"/>
+            <w:tcW w:type="dxa" w:w="2268"/>
             <w:vAlign w:val="center"/>
             <w:shd w:fill="F3F5F7"/>
           </w:tcPr>
@@ -3580,19 +3056,19 @@
             <w:pPr>
               <w:keepNext w:val="0"/>
               <w:widowControl/>
-              <w:spacing w:after="0" w:before="0" w:line="270" w:lineRule="exact"/>
+              <w:spacing w:before="0" w:after="0" w:line="270" w:lineRule="exact"/>
             </w:pPr>
             <w:r>
               <w:rPr>
                 <w:sz w:val="19"/>
               </w:rPr>
-              <w:t>完全复测</w:t>
+              <w:t>曝光依赖</w:t>
             </w:r>
           </w:p>
         </w:tc>
         <w:tc>
           <w:tcPr>
-            <w:tcW w:type="dxa" w:w="5783"/>
+            <w:tcW w:type="dxa" w:w="6180"/>
             <w:vAlign w:val="center"/>
             <w:shd w:fill="F3F5F7"/>
           </w:tcPr>
@@ -3600,19 +3076,19 @@
             <w:pPr>
               <w:keepNext w:val="0"/>
               <w:widowControl/>
-              <w:spacing w:after="0" w:before="0" w:line="270" w:lineRule="exact"/>
+              <w:spacing w:before="0" w:after="0" w:line="270" w:lineRule="exact"/>
             </w:pPr>
             <w:r>
               <w:rPr>
                 <w:sz w:val="19"/>
               </w:rPr>
-              <w:t>预选 12 个基础条件，各额外重采 2 次</w:t>
+              <w:t>2 A × 3 个 B 曝光档 × 5 次；固定等待与位置</w:t>
             </w:r>
           </w:p>
         </w:tc>
         <w:tc>
           <w:tcPr>
-            <w:tcW w:type="dxa" w:w="1020"/>
+            <w:tcW w:type="dxa" w:w="1191"/>
             <w:vAlign w:val="center"/>
             <w:shd w:fill="F3F5F7"/>
           </w:tcPr>
@@ -3620,14 +3096,14 @@
             <w:pPr>
               <w:keepNext w:val="0"/>
               <w:widowControl/>
-              <w:spacing w:after="0" w:before="0" w:line="270" w:lineRule="exact"/>
+              <w:spacing w:before="0" w:after="0" w:line="270" w:lineRule="exact"/>
               <w:jc w:val="center"/>
             </w:pPr>
             <w:r>
               <w:rPr>
                 <w:sz w:val="19"/>
               </w:rPr>
-              <w:t>24</w:t>
+              <w:t>30</w:t>
             </w:r>
           </w:p>
         </w:tc>
@@ -3638,7 +3114,7 @@
         </w:trPr>
         <w:tc>
           <w:tcPr>
-            <w:tcW w:type="dxa" w:w="2835"/>
+            <w:tcW w:type="dxa" w:w="2268"/>
             <w:vAlign w:val="center"/>
             <w:shd w:fill="FFFFFF"/>
           </w:tcPr>
@@ -3646,19 +3122,19 @@
             <w:pPr>
               <w:keepNext w:val="0"/>
               <w:widowControl/>
-              <w:spacing w:after="0" w:before="0" w:line="270" w:lineRule="exact"/>
+              <w:spacing w:before="0" w:after="0" w:line="270" w:lineRule="exact"/>
             </w:pPr>
             <w:r>
               <w:rPr>
                 <w:sz w:val="19"/>
               </w:rPr>
-              <w:t>sham</w:t>
+              <w:t>时间依赖</w:t>
             </w:r>
           </w:p>
         </w:tc>
         <w:tc>
           <w:tcPr>
-            <w:tcW w:type="dxa" w:w="5783"/>
+            <w:tcW w:type="dxa" w:w="6180"/>
             <w:vAlign w:val="center"/>
             <w:shd w:fill="FFFFFF"/>
           </w:tcPr>
@@ -3666,19 +3142,19 @@
             <w:pPr>
               <w:keepNext w:val="0"/>
               <w:widowControl/>
-              <w:spacing w:after="0" w:before="0" w:line="270" w:lineRule="exact"/>
+              <w:spacing w:before="0" w:after="0" w:line="270" w:lineRule="exact"/>
             </w:pPr>
             <w:r>
               <w:rPr>
                 <w:sz w:val="19"/>
               </w:rPr>
-              <w:t>预选并平衡布局/间隔/当前结构的无残留流程</w:t>
+              <w:t>2 A × 3 个真实等待档 × 5 次；固定 B 曝光与位置</w:t>
             </w:r>
           </w:p>
         </w:tc>
         <w:tc>
           <w:tcPr>
-            <w:tcW w:type="dxa" w:w="1020"/>
+            <w:tcW w:type="dxa" w:w="1191"/>
             <w:vAlign w:val="center"/>
             <w:shd w:fill="FFFFFF"/>
           </w:tcPr>
@@ -3686,14 +3162,14 @@
             <w:pPr>
               <w:keepNext w:val="0"/>
               <w:widowControl/>
-              <w:spacing w:after="0" w:before="0" w:line="270" w:lineRule="exact"/>
+              <w:spacing w:before="0" w:after="0" w:line="270" w:lineRule="exact"/>
               <w:jc w:val="center"/>
             </w:pPr>
             <w:r>
               <w:rPr>
                 <w:sz w:val="19"/>
               </w:rPr>
-              <w:t>24</w:t>
+              <w:t>30</w:t>
             </w:r>
           </w:p>
         </w:tc>
@@ -3704,7 +3180,7 @@
         </w:trPr>
         <w:tc>
           <w:tcPr>
-            <w:tcW w:type="dxa" w:w="2835"/>
+            <w:tcW w:type="dxa" w:w="2268"/>
             <w:vAlign w:val="center"/>
             <w:shd w:fill="F3F5F7"/>
           </w:tcPr>
@@ -3712,19 +3188,19 @@
             <w:pPr>
               <w:keepNext w:val="0"/>
               <w:widowControl/>
-              <w:spacing w:after="0" w:before="0" w:line="270" w:lineRule="exact"/>
+              <w:spacing w:before="0" w:after="0" w:line="270" w:lineRule="exact"/>
             </w:pPr>
             <w:r>
               <w:rPr>
                 <w:sz w:val="19"/>
               </w:rPr>
-              <w:t>每 block 合计</w:t>
+              <w:t>空间响应检查</w:t>
             </w:r>
           </w:p>
         </w:tc>
         <w:tc>
           <w:tcPr>
-            <w:tcW w:type="dxa" w:w="5783"/>
+            <w:tcW w:type="dxa" w:w="6180"/>
             <w:vAlign w:val="center"/>
             <w:shd w:fill="F3F5F7"/>
           </w:tcPr>
@@ -3732,19 +3208,19 @@
             <w:pPr>
               <w:keepNext w:val="0"/>
               <w:widowControl/>
-              <w:spacing w:after="0" w:before="0" w:line="270" w:lineRule="exact"/>
+              <w:spacing w:before="0" w:after="0" w:line="270" w:lineRule="exact"/>
             </w:pPr>
             <w:r>
               <w:rPr>
                 <w:sz w:val="19"/>
               </w:rPr>
-              <w:t>96 + 24 + 24</w:t>
+              <w:t>2 A × 5 个 B 位置 × 2 次；固定其他条件</w:t>
             </w:r>
           </w:p>
         </w:tc>
         <w:tc>
           <w:tcPr>
-            <w:tcW w:type="dxa" w:w="1020"/>
+            <w:tcW w:type="dxa" w:w="1191"/>
             <w:vAlign w:val="center"/>
             <w:shd w:fill="F3F5F7"/>
           </w:tcPr>
@@ -3752,14 +3228,14 @@
             <w:pPr>
               <w:keepNext w:val="0"/>
               <w:widowControl/>
-              <w:spacing w:after="0" w:before="0" w:line="270" w:lineRule="exact"/>
+              <w:spacing w:before="0" w:after="0" w:line="270" w:lineRule="exact"/>
               <w:jc w:val="center"/>
             </w:pPr>
             <w:r>
               <w:rPr>
                 <w:sz w:val="19"/>
               </w:rPr>
-              <w:t>144</w:t>
+              <w:t>20</w:t>
             </w:r>
           </w:p>
         </w:tc>
@@ -3770,7 +3246,7 @@
         </w:trPr>
         <w:tc>
           <w:tcPr>
-            <w:tcW w:type="dxa" w:w="2835"/>
+            <w:tcW w:type="dxa" w:w="2268"/>
             <w:vAlign w:val="center"/>
             <w:shd w:fill="FFFFFF"/>
           </w:tcPr>
@@ -3778,19 +3254,19 @@
             <w:pPr>
               <w:keepNext w:val="0"/>
               <w:widowControl/>
-              <w:spacing w:after="0" w:before="0" w:line="270" w:lineRule="exact"/>
+              <w:spacing w:before="0" w:after="0" w:line="270" w:lineRule="exact"/>
             </w:pPr>
             <w:r>
               <w:rPr>
                 <w:sz w:val="19"/>
               </w:rPr>
-              <w:t>五个 block 总计</w:t>
+              <w:t>独立确认</w:t>
             </w:r>
           </w:p>
         </w:tc>
         <w:tc>
           <w:tcPr>
-            <w:tcW w:type="dxa" w:w="5783"/>
+            <w:tcW w:type="dxa" w:w="6180"/>
             <w:vAlign w:val="center"/>
             <w:shd w:fill="FFFFFF"/>
           </w:tcPr>
@@ -3798,19 +3274,19 @@
             <w:pPr>
               <w:keepNext w:val="0"/>
               <w:widowControl/>
-              <w:spacing w:after="0" w:before="0" w:line="270" w:lineRule="exact"/>
+              <w:spacing w:before="0" w:after="0" w:line="270" w:lineRule="exact"/>
             </w:pPr>
             <w:r>
               <w:rPr>
                 <w:sz w:val="19"/>
               </w:rPr>
-              <w:t>5 × 144</w:t>
+              <w:t>10 个新 A × 3 个 B 重叠布局 × 2 次</w:t>
             </w:r>
           </w:p>
         </w:tc>
         <w:tc>
           <w:tcPr>
-            <w:tcW w:type="dxa" w:w="1020"/>
+            <w:tcW w:type="dxa" w:w="1191"/>
             <w:vAlign w:val="center"/>
             <w:shd w:fill="FFFFFF"/>
           </w:tcPr>
@@ -3818,14 +3294,80 @@
             <w:pPr>
               <w:keepNext w:val="0"/>
               <w:widowControl/>
-              <w:spacing w:after="0" w:before="0" w:line="270" w:lineRule="exact"/>
+              <w:spacing w:before="0" w:after="0" w:line="270" w:lineRule="exact"/>
               <w:jc w:val="center"/>
             </w:pPr>
             <w:r>
               <w:rPr>
                 <w:sz w:val="19"/>
               </w:rPr>
-              <w:t>720</w:t>
+              <w:t>60</w:t>
+            </w:r>
+          </w:p>
+        </w:tc>
+      </w:tr>
+      <w:tr>
+        <w:trPr>
+          <w:cantSplit/>
+        </w:trPr>
+        <w:tc>
+          <w:tcPr>
+            <w:tcW w:type="dxa" w:w="2268"/>
+            <w:vAlign w:val="center"/>
+            <w:shd w:fill="F3F5F7"/>
+          </w:tcPr>
+          <w:p>
+            <w:pPr>
+              <w:keepNext w:val="0"/>
+              <w:widowControl/>
+              <w:spacing w:before="0" w:after="0" w:line="270" w:lineRule="exact"/>
+            </w:pPr>
+            <w:r>
+              <w:rPr>
+                <w:sz w:val="19"/>
+              </w:rPr>
+              <w:t>合计</w:t>
+            </w:r>
+          </w:p>
+        </w:tc>
+        <w:tc>
+          <w:tcPr>
+            <w:tcW w:type="dxa" w:w="6180"/>
+            <w:vAlign w:val="center"/>
+            <w:shd w:fill="F3F5F7"/>
+          </w:tcPr>
+          <w:p>
+            <w:pPr>
+              <w:keepNext w:val="0"/>
+              <w:widowControl/>
+              <w:spacing w:before="0" w:after="0" w:line="270" w:lineRule="exact"/>
+            </w:pPr>
+            <w:r>
+              <w:rPr>
+                <w:sz w:val="19"/>
+              </w:rPr>
+              <w:t>140 开发＋60 确认</w:t>
+            </w:r>
+          </w:p>
+        </w:tc>
+        <w:tc>
+          <w:tcPr>
+            <w:tcW w:type="dxa" w:w="1191"/>
+            <w:vAlign w:val="center"/>
+            <w:shd w:fill="F3F5F7"/>
+          </w:tcPr>
+          <w:p>
+            <w:pPr>
+              <w:keepNext w:val="0"/>
+              <w:widowControl/>
+              <w:spacing w:before="0" w:after="0" w:line="270" w:lineRule="exact"/>
+              <w:jc w:val="center"/>
+            </w:pPr>
+            <w:r>
+              <w:rPr>
+                <w:sz w:val="19"/>
+              </w:rPr>
+              <w:t>200</w:t>
             </w:r>
           </w:p>
         </w:tc>
@@ -3843,17 +3385,27 @@
     </w:p>
     <w:p>
       <w:r>
-        <w:t>其中 600 是候选循环，120 是 sham；600 又分 480 基础循环和 120 额外复测。每个被选复测条件共 3 次完整采集。40 个不同 A 场景是场景数量，600 不是 600 个独立场景；数据分析必须保留这些聚类关系。复测条件在拍摄前按剂量、间隔和布局平衡选定，不按残影强弱事后选择。</w:t>
+        <w:t>开发阶段尽量先复用试采的合格固定条件循环，再按结果逐项增加曝光、时间和空间模块。名义条件在不同模块中重复时属于有意复测，分别记录 capture_id；同一实采文件不能在总数中重复计数。预算降低时可以缩减与当前工作范围无关的模块，但保留测量重复性、sham 和未用于开发的跨日期新场景确认。</w:t>
       </w:r>
     </w:p>
     <w:p>
       <w:r>
-        <w:t>最低方案固定一种读片机型号、一种板型、主擦除流程和每个 A 的标称当前曝光。5 blocks 至少跨 3 个日期，推荐 5 个日期；使用至少两块同型号板，记录板效应。以 3/1/1 blocks 划分训练/验证/测试，整日期只能进入一个集合。测试两块板若均参与过训练，只能声称新日期/新场景测试；若新板与新日期同时留出，只能声称联合条件变化测试，不能分离板与日期效应。</w:t>
+        <w:t>示例的 40 sham 可安排开发 20、确认 20，两类对照平衡。因此确认部分为 60 候选＋20 sham，共 80 循环；开发和确认 A 场景及日期分开，开发包含 2 A、确认包含 10 个新 A。200 是采集循环数量，独立当前场景仅 12 个，不能用于证明广泛结构泛化。若涉及多块板，应单列各板覆盖和是否见过；只测一块板则结论限于该板。</w:t>
       </w:r>
     </w:p>
     <w:p>
       <w:r>
-        <w:t>此预算可解除目前“没有真值、没有独立采集”的主要瓶颈，支持物理模型和受限任务初步监督学习。它不足以据此声称跨厂商、跨型号、跨人体解剖的盲单图泛化。</w:t>
+        <w:t>曝光与时延先分别测试，但不能因此假设其作用独立。出现趋势或交互迹象时，追加少量“曝光×时延”“板状态×曝光”的组合确认，并计入 100–300 额度或单列新增原因。不需要一开始完成全部位置、时延和剂量组合。</w:t>
+      </w:r>
+    </w:p>
+    <w:p>
+      <w:r>
+        <w:t>独立确认前冻结模型形式、标定、门控和指标；参数只能通过部署允许的输入取得。检查当前结构与重叠区保真、无残影误改、噪声底和残留结构，不把拟合成功或高 R² 当成恢复成功。每组 alpha 若仍只能通过其 clean 确定，应报告为机制描述，不能判定部署基线通过。</w:t>
+      </w:r>
+    </w:p>
+    <w:p>
+      <w:r>
+        <w:t>若 100–300 组内已达到固定任务的预声明目标，可停止追加；若残留或测量不稳定，先处理状态与参考；若模型假设失败但数据可信，记录基线局限并评估深度学习。原 600 候选＋120 sham 方案仅在确需更广条件覆盖时作为可选扩展，不再是最低交付。</w:t>
       </w:r>
     </w:p>
     <w:p>
@@ -3861,12 +3413,35 @@
         <w:pStyle w:val="Heading2"/>
       </w:pPr>
       <w:r>
-        <w:t>6 4 推荐预算 2880 组配对循环</w:t>
+        <w:t>6 3 必要标定按问题逐步安排</w:t>
       </w:r>
     </w:p>
     <w:p>
       <w:r>
-        <w:t>采用 10 个采集 block，在最低方案上加入 2 个当前 A 曝光档：</w:t>
+        <w:t>标定单独列项，与带物体四图配对区分。每个硬件单元/读片配置在会话开始和结束，建议各采 10–20 张认证复位暗场；空场先用低、标称、高 3 档，每档约 5 次独立复位。根据背景、增益和参考噪声精度追加，不把每张 dark 或 flat 当成独立恢复场景。</w:t>
+      </w:r>
+    </w:p>
+    <w:p>
+      <w:r>
+        <w:t>CR 先固定一个 B 图案和位置，以关键条件重复验证 residual probe 与复位。需要检查剂量或时间时，再安排例如 3 个 B 曝光档 × 3 个等待档 × 3 次独立准备＝27 个 probe 循环；这个模块在重复性通过后才执行。空间覆盖、第二种 B 或第二块板按已有失败证据追加，不能把所有标定因素一开始相乘。</w:t>
+      </w:r>
+    </w:p>
+    <w:p>
+      <w:r>
+        <w:t>原来的 2 B × 5 位置 × 3 曝光 × 3 间隔 × 2 会话＝180 probe，是全面机制覆盖的可选方案，仍有研究价值，但不再要求数学模型阶段无条件完成。已由配对数据可靠回答的问题，只有在无曝光 probe 提供独立背景/灵敏度证据时才额外安排。CR 不同等待点独立制备；DR 按第 7.3 节使用其真实读出机制。</w:t>
+      </w:r>
+    </w:p>
+    <w:p>
+      <w:pPr>
+        <w:pStyle w:val="Heading2"/>
+      </w:pPr>
+      <w:r>
+        <w:t>6 4 第三阶段 800–2000 组深度学习候选配对</w:t>
+      </w:r>
+    </w:p>
+    <w:p>
+      <w:r>
+        <w:t>先完成可信数学基线及局限评估，再根据任务决定深度学习开发范围。初期目标为 800–2000 个真实残影候选配对循环，另配 160–400 sham；整个数据集优先覆盖 100–300 个不同 A 场景、多个 B 历史和真实工作条件。100–300 指总场景数，不能写成训练场景数或已证明的最低量。</w:t>
       </w:r>
     </w:p>
     <w:tbl>
@@ -3891,15 +3466,63 @@
         </w:tblCellMar>
       </w:tblPr>
       <w:tblGrid>
+        <w:gridCol w:w="1474"/>
+        <w:gridCol w:w="1191"/>
         <w:gridCol w:w="2835"/>
-        <w:gridCol w:w="5783"/>
-        <w:gridCol w:w="1020"/>
+        <w:gridCol w:w="1417"/>
+        <w:gridCol w:w="1247"/>
+        <w:gridCol w:w="1474"/>
       </w:tblGrid>
       <w:tr>
         <w:trPr>
           <w:cantSplit/>
           <w:tblHeader w:val="true"/>
         </w:trPr>
+        <w:tc>
+          <w:tcPr>
+            <w:tcW w:type="dxa" w:w="1474"/>
+            <w:vAlign w:val="center"/>
+            <w:shd w:fill="34495E"/>
+          </w:tcPr>
+          <w:p>
+            <w:pPr>
+              <w:keepNext w:val="0"/>
+              <w:widowControl/>
+              <w:spacing w:before="0" w:after="0" w:line="270" w:lineRule="exact"/>
+            </w:pPr>
+            <w:r>
+              <w:rPr>
+                <w:b/>
+                <w:color w:val="FFFFFF"/>
+                <w:sz w:val="19"/>
+              </w:rPr>
+              <w:t>初期方案</w:t>
+            </w:r>
+          </w:p>
+        </w:tc>
+        <w:tc>
+          <w:tcPr>
+            <w:tcW w:type="dxa" w:w="1191"/>
+            <w:vAlign w:val="center"/>
+            <w:shd w:fill="34495E"/>
+          </w:tcPr>
+          <w:p>
+            <w:pPr>
+              <w:keepNext w:val="0"/>
+              <w:widowControl/>
+              <w:spacing w:before="0" w:after="0" w:line="270" w:lineRule="exact"/>
+              <w:jc w:val="center"/>
+            </w:pPr>
+            <w:r>
+              <w:rPr>
+                <w:b/>
+                <w:color w:val="FFFFFF"/>
+                <w:sz w:val="19"/>
+              </w:rPr>
+              <w:t>不同 A 场景</w:t>
+            </w:r>
+          </w:p>
+        </w:tc>
         <w:tc>
           <w:tcPr>
             <w:tcW w:type="dxa" w:w="2835"/>
@@ -3910,7 +3533,7 @@
             <w:pPr>
               <w:keepNext w:val="0"/>
               <w:widowControl/>
-              <w:spacing w:after="0" w:before="0" w:line="270" w:lineRule="exact"/>
+              <w:spacing w:before="0" w:after="0" w:line="270" w:lineRule="exact"/>
             </w:pPr>
             <w:r>
               <w:rPr>
@@ -3918,13 +3541,13 @@
                 <w:color w:val="FFFFFF"/>
                 <w:sz w:val="19"/>
               </w:rPr>
-              <w:t>每个 block 的内容</w:t>
+              <w:t>每 A 条件</w:t>
             </w:r>
           </w:p>
         </w:tc>
         <w:tc>
           <w:tcPr>
-            <w:tcW w:type="dxa" w:w="5783"/>
+            <w:tcW w:type="dxa" w:w="1417"/>
             <w:vAlign w:val="center"/>
             <w:shd w:fill="34495E"/>
           </w:tcPr>
@@ -3932,29 +3555,7 @@
             <w:pPr>
               <w:keepNext w:val="0"/>
               <w:widowControl/>
-              <w:spacing w:after="0" w:before="0" w:line="270" w:lineRule="exact"/>
-            </w:pPr>
-            <w:r>
-              <w:rPr>
-                <w:b/>
-                <w:color w:val="FFFFFF"/>
-                <w:sz w:val="19"/>
-              </w:rPr>
-              <w:t>计算</w:t>
-            </w:r>
-          </w:p>
-        </w:tc>
-        <w:tc>
-          <w:tcPr>
-            <w:tcW w:type="dxa" w:w="1020"/>
-            <w:vAlign w:val="center"/>
-            <w:shd w:fill="34495E"/>
-          </w:tcPr>
-          <w:p>
-            <w:pPr>
-              <w:keepNext w:val="0"/>
-              <w:widowControl/>
-              <w:spacing w:after="0" w:before="0" w:line="270" w:lineRule="exact"/>
+              <w:spacing w:before="0" w:after="0" w:line="270" w:lineRule="exact"/>
               <w:jc w:val="center"/>
             </w:pPr>
             <w:r>
@@ -3963,7 +3564,53 @@
                 <w:color w:val="FFFFFF"/>
                 <w:sz w:val="19"/>
               </w:rPr>
-              <w:t>循环数</w:t>
+              <w:t>候选配对</w:t>
+            </w:r>
+          </w:p>
+        </w:tc>
+        <w:tc>
+          <w:tcPr>
+            <w:tcW w:type="dxa" w:w="1247"/>
+            <w:vAlign w:val="center"/>
+            <w:shd w:fill="34495E"/>
+          </w:tcPr>
+          <w:p>
+            <w:pPr>
+              <w:keepNext w:val="0"/>
+              <w:widowControl/>
+              <w:spacing w:before="0" w:after="0" w:line="270" w:lineRule="exact"/>
+              <w:jc w:val="center"/>
+            </w:pPr>
+            <w:r>
+              <w:rPr>
+                <w:b/>
+                <w:color w:val="FFFFFF"/>
+                <w:sz w:val="19"/>
+              </w:rPr>
+              <w:t>sham</w:t>
+            </w:r>
+          </w:p>
+        </w:tc>
+        <w:tc>
+          <w:tcPr>
+            <w:tcW w:type="dxa" w:w="1474"/>
+            <w:vAlign w:val="center"/>
+            <w:shd w:fill="34495E"/>
+          </w:tcPr>
+          <w:p>
+            <w:pPr>
+              <w:keepNext w:val="0"/>
+              <w:widowControl/>
+              <w:spacing w:before="0" w:after="0" w:line="270" w:lineRule="exact"/>
+              <w:jc w:val="center"/>
+            </w:pPr>
+            <w:r>
+              <w:rPr>
+                <w:b/>
+                <w:color w:val="FFFFFF"/>
+                <w:sz w:val="19"/>
+              </w:rPr>
+              <w:t>合计循环</w:t>
             </w:r>
           </w:p>
         </w:tc>
@@ -3974,6 +3621,47 @@
         </w:trPr>
         <w:tc>
           <w:tcPr>
+            <w:tcW w:type="dxa" w:w="1474"/>
+            <w:vAlign w:val="center"/>
+            <w:shd w:fill="FFFFFF"/>
+          </w:tcPr>
+          <w:p>
+            <w:pPr>
+              <w:keepNext w:val="0"/>
+              <w:widowControl/>
+              <w:spacing w:before="0" w:after="0" w:line="270" w:lineRule="exact"/>
+            </w:pPr>
+            <w:r>
+              <w:rPr>
+                <w:sz w:val="19"/>
+              </w:rPr>
+              <w:t>起步</w:t>
+            </w:r>
+          </w:p>
+        </w:tc>
+        <w:tc>
+          <w:tcPr>
+            <w:tcW w:type="dxa" w:w="1191"/>
+            <w:vAlign w:val="center"/>
+            <w:shd w:fill="FFFFFF"/>
+          </w:tcPr>
+          <w:p>
+            <w:pPr>
+              <w:keepNext w:val="0"/>
+              <w:widowControl/>
+              <w:spacing w:before="0" w:after="0" w:line="270" w:lineRule="exact"/>
+              <w:jc w:val="center"/>
+            </w:pPr>
+            <w:r>
+              <w:rPr>
+                <w:sz w:val="19"/>
+              </w:rPr>
+              <w:t>100</w:t>
+            </w:r>
+          </w:p>
+        </w:tc>
+        <w:tc>
+          <w:tcPr>
             <w:tcW w:type="dxa" w:w="2835"/>
             <w:vAlign w:val="center"/>
             <w:shd w:fill="FFFFFF"/>
@@ -3982,19 +3670,19 @@
             <w:pPr>
               <w:keepNext w:val="0"/>
               <w:widowControl/>
-              <w:spacing w:after="0" w:before="0" w:line="270" w:lineRule="exact"/>
+              <w:spacing w:before="0" w:after="0" w:line="270" w:lineRule="exact"/>
             </w:pPr>
             <w:r>
               <w:rPr>
                 <w:sz w:val="19"/>
               </w:rPr>
-              <w:t>基础候选</w:t>
+              <w:t>4 B 历史 × 2 B 曝光</w:t>
             </w:r>
           </w:p>
         </w:tc>
         <w:tc>
           <w:tcPr>
-            <w:tcW w:type="dxa" w:w="5783"/>
+            <w:tcW w:type="dxa" w:w="1417"/>
             <w:vAlign w:val="center"/>
             <w:shd w:fill="FFFFFF"/>
           </w:tcPr>
@@ -4002,19 +3690,20 @@
             <w:pPr>
               <w:keepNext w:val="0"/>
               <w:widowControl/>
-              <w:spacing w:after="0" w:before="0" w:line="270" w:lineRule="exact"/>
+              <w:spacing w:before="0" w:after="0" w:line="270" w:lineRule="exact"/>
+              <w:jc w:val="center"/>
             </w:pPr>
             <w:r>
               <w:rPr>
                 <w:sz w:val="19"/>
               </w:rPr>
-              <w:t>8 A × 3 B 布局 × 2 B 曝光 × 2 A 曝光 × 2 间隔</w:t>
+              <w:t>800</w:t>
             </w:r>
           </w:p>
         </w:tc>
         <w:tc>
           <w:tcPr>
-            <w:tcW w:type="dxa" w:w="1020"/>
+            <w:tcW w:type="dxa" w:w="1247"/>
             <w:vAlign w:val="center"/>
             <w:shd w:fill="FFFFFF"/>
           </w:tcPr>
@@ -4022,14 +3711,35 @@
             <w:pPr>
               <w:keepNext w:val="0"/>
               <w:widowControl/>
-              <w:spacing w:after="0" w:before="0" w:line="270" w:lineRule="exact"/>
+              <w:spacing w:before="0" w:after="0" w:line="270" w:lineRule="exact"/>
               <w:jc w:val="center"/>
             </w:pPr>
             <w:r>
               <w:rPr>
                 <w:sz w:val="19"/>
               </w:rPr>
-              <w:t>192</w:t>
+              <w:t>160</w:t>
+            </w:r>
+          </w:p>
+        </w:tc>
+        <w:tc>
+          <w:tcPr>
+            <w:tcW w:type="dxa" w:w="1474"/>
+            <w:vAlign w:val="center"/>
+            <w:shd w:fill="FFFFFF"/>
+          </w:tcPr>
+          <w:p>
+            <w:pPr>
+              <w:keepNext w:val="0"/>
+              <w:widowControl/>
+              <w:spacing w:before="0" w:after="0" w:line="270" w:lineRule="exact"/>
+              <w:jc w:val="center"/>
+            </w:pPr>
+            <w:r>
+              <w:rPr>
+                <w:sz w:val="19"/>
+              </w:rPr>
+              <w:t>960</w:t>
             </w:r>
           </w:p>
         </w:tc>
@@ -4040,6 +3750,47 @@
         </w:trPr>
         <w:tc>
           <w:tcPr>
+            <w:tcW w:type="dxa" w:w="1474"/>
+            <w:vAlign w:val="center"/>
+            <w:shd w:fill="F3F5F7"/>
+          </w:tcPr>
+          <w:p>
+            <w:pPr>
+              <w:keepNext w:val="0"/>
+              <w:widowControl/>
+              <w:spacing w:before="0" w:after="0" w:line="270" w:lineRule="exact"/>
+            </w:pPr>
+            <w:r>
+              <w:rPr>
+                <w:sz w:val="19"/>
+              </w:rPr>
+              <w:t>平衡示例</w:t>
+            </w:r>
+          </w:p>
+        </w:tc>
+        <w:tc>
+          <w:tcPr>
+            <w:tcW w:type="dxa" w:w="1191"/>
+            <w:vAlign w:val="center"/>
+            <w:shd w:fill="F3F5F7"/>
+          </w:tcPr>
+          <w:p>
+            <w:pPr>
+              <w:keepNext w:val="0"/>
+              <w:widowControl/>
+              <w:spacing w:before="0" w:after="0" w:line="270" w:lineRule="exact"/>
+              <w:jc w:val="center"/>
+            </w:pPr>
+            <w:r>
+              <w:rPr>
+                <w:sz w:val="19"/>
+              </w:rPr>
+              <w:t>200</w:t>
+            </w:r>
+          </w:p>
+        </w:tc>
+        <w:tc>
+          <w:tcPr>
             <w:tcW w:type="dxa" w:w="2835"/>
             <w:vAlign w:val="center"/>
             <w:shd w:fill="F3F5F7"/>
@@ -4048,19 +3799,19 @@
             <w:pPr>
               <w:keepNext w:val="0"/>
               <w:widowControl/>
-              <w:spacing w:after="0" w:before="0" w:line="270" w:lineRule="exact"/>
+              <w:spacing w:before="0" w:after="0" w:line="270" w:lineRule="exact"/>
             </w:pPr>
             <w:r>
               <w:rPr>
                 <w:sz w:val="19"/>
               </w:rPr>
-              <w:t>完全复测</w:t>
+              <w:t>3 B 历史 × 2 B 曝光</w:t>
             </w:r>
           </w:p>
         </w:tc>
         <w:tc>
           <w:tcPr>
-            <w:tcW w:type="dxa" w:w="5783"/>
+            <w:tcW w:type="dxa" w:w="1417"/>
             <w:vAlign w:val="center"/>
             <w:shd w:fill="F3F5F7"/>
           </w:tcPr>
@@ -4068,19 +3819,20 @@
             <w:pPr>
               <w:keepNext w:val="0"/>
               <w:widowControl/>
-              <w:spacing w:after="0" w:before="0" w:line="270" w:lineRule="exact"/>
+              <w:spacing w:before="0" w:after="0" w:line="270" w:lineRule="exact"/>
+              <w:jc w:val="center"/>
             </w:pPr>
             <w:r>
               <w:rPr>
                 <w:sz w:val="19"/>
               </w:rPr>
-              <w:t>预选 24 个条件，各额外重采 2 次</w:t>
+              <w:t>1200</w:t>
             </w:r>
           </w:p>
         </w:tc>
         <w:tc>
           <w:tcPr>
-            <w:tcW w:type="dxa" w:w="1020"/>
+            <w:tcW w:type="dxa" w:w="1247"/>
             <w:vAlign w:val="center"/>
             <w:shd w:fill="F3F5F7"/>
           </w:tcPr>
@@ -4088,14 +3840,35 @@
             <w:pPr>
               <w:keepNext w:val="0"/>
               <w:widowControl/>
-              <w:spacing w:after="0" w:before="0" w:line="270" w:lineRule="exact"/>
+              <w:spacing w:before="0" w:after="0" w:line="270" w:lineRule="exact"/>
               <w:jc w:val="center"/>
             </w:pPr>
             <w:r>
               <w:rPr>
                 <w:sz w:val="19"/>
               </w:rPr>
-              <w:t>48</w:t>
+              <w:t>240</w:t>
+            </w:r>
+          </w:p>
+        </w:tc>
+        <w:tc>
+          <w:tcPr>
+            <w:tcW w:type="dxa" w:w="1474"/>
+            <w:vAlign w:val="center"/>
+            <w:shd w:fill="F3F5F7"/>
+          </w:tcPr>
+          <w:p>
+            <w:pPr>
+              <w:keepNext w:val="0"/>
+              <w:widowControl/>
+              <w:spacing w:before="0" w:after="0" w:line="270" w:lineRule="exact"/>
+              <w:jc w:val="center"/>
+            </w:pPr>
+            <w:r>
+              <w:rPr>
+                <w:sz w:val="19"/>
+              </w:rPr>
+              <w:t>1440</w:t>
             </w:r>
           </w:p>
         </w:tc>
@@ -4106,7 +3879,7 @@
         </w:trPr>
         <w:tc>
           <w:tcPr>
-            <w:tcW w:type="dxa" w:w="2835"/>
+            <w:tcW w:type="dxa" w:w="1474"/>
             <w:vAlign w:val="center"/>
             <w:shd w:fill="FFFFFF"/>
           </w:tcPr>
@@ -4114,19 +3887,19 @@
             <w:pPr>
               <w:keepNext w:val="0"/>
               <w:widowControl/>
-              <w:spacing w:after="0" w:before="0" w:line="270" w:lineRule="exact"/>
+              <w:spacing w:before="0" w:after="0" w:line="270" w:lineRule="exact"/>
             </w:pPr>
             <w:r>
               <w:rPr>
                 <w:sz w:val="19"/>
               </w:rPr>
-              <w:t>sham</w:t>
+              <w:t>多样性优先</w:t>
             </w:r>
           </w:p>
         </w:tc>
         <w:tc>
           <w:tcPr>
-            <w:tcW w:type="dxa" w:w="5783"/>
+            <w:tcW w:type="dxa" w:w="1191"/>
             <w:vAlign w:val="center"/>
             <w:shd w:fill="FFFFFF"/>
           </w:tcPr>
@@ -4134,108 +3907,17 @@
             <w:pPr>
               <w:keepNext w:val="0"/>
               <w:widowControl/>
-              <w:spacing w:after="0" w:before="0" w:line="270" w:lineRule="exact"/>
-            </w:pPr>
-            <w:r>
-              <w:rPr>
-                <w:sz w:val="19"/>
-              </w:rPr>
-              <w:t>平衡当前曝光、布局和间隔</w:t>
-            </w:r>
-          </w:p>
-        </w:tc>
-        <w:tc>
-          <w:tcPr>
-            <w:tcW w:type="dxa" w:w="1020"/>
-            <w:vAlign w:val="center"/>
-            <w:shd w:fill="FFFFFF"/>
-          </w:tcPr>
-          <w:p>
-            <w:pPr>
-              <w:keepNext w:val="0"/>
-              <w:widowControl/>
-              <w:spacing w:after="0" w:before="0" w:line="270" w:lineRule="exact"/>
+              <w:spacing w:before="0" w:after="0" w:line="270" w:lineRule="exact"/>
               <w:jc w:val="center"/>
             </w:pPr>
             <w:r>
               <w:rPr>
                 <w:sz w:val="19"/>
               </w:rPr>
-              <w:t>48</w:t>
+              <w:t>300</w:t>
             </w:r>
           </w:p>
         </w:tc>
-      </w:tr>
-      <w:tr>
-        <w:trPr>
-          <w:cantSplit/>
-        </w:trPr>
-        <w:tc>
-          <w:tcPr>
-            <w:tcW w:type="dxa" w:w="2835"/>
-            <w:vAlign w:val="center"/>
-            <w:shd w:fill="F3F5F7"/>
-          </w:tcPr>
-          <w:p>
-            <w:pPr>
-              <w:keepNext w:val="0"/>
-              <w:widowControl/>
-              <w:spacing w:after="0" w:before="0" w:line="270" w:lineRule="exact"/>
-            </w:pPr>
-            <w:r>
-              <w:rPr>
-                <w:sz w:val="19"/>
-              </w:rPr>
-              <w:t>每 block 合计</w:t>
-            </w:r>
-          </w:p>
-        </w:tc>
-        <w:tc>
-          <w:tcPr>
-            <w:tcW w:type="dxa" w:w="5783"/>
-            <w:vAlign w:val="center"/>
-            <w:shd w:fill="F3F5F7"/>
-          </w:tcPr>
-          <w:p>
-            <w:pPr>
-              <w:keepNext w:val="0"/>
-              <w:widowControl/>
-              <w:spacing w:after="0" w:before="0" w:line="270" w:lineRule="exact"/>
-            </w:pPr>
-            <w:r>
-              <w:rPr>
-                <w:sz w:val="19"/>
-              </w:rPr>
-              <w:t>192 + 48 + 48</w:t>
-            </w:r>
-          </w:p>
-        </w:tc>
-        <w:tc>
-          <w:tcPr>
-            <w:tcW w:type="dxa" w:w="1020"/>
-            <w:vAlign w:val="center"/>
-            <w:shd w:fill="F3F5F7"/>
-          </w:tcPr>
-          <w:p>
-            <w:pPr>
-              <w:keepNext w:val="0"/>
-              <w:widowControl/>
-              <w:spacing w:after="0" w:before="0" w:line="270" w:lineRule="exact"/>
-              <w:jc w:val="center"/>
-            </w:pPr>
-            <w:r>
-              <w:rPr>
-                <w:sz w:val="19"/>
-              </w:rPr>
-              <w:t>288</w:t>
-            </w:r>
-          </w:p>
-        </w:tc>
-      </w:tr>
-      <w:tr>
-        <w:trPr>
-          <w:cantSplit/>
-        </w:trPr>
         <w:tc>
           <w:tcPr>
             <w:tcW w:type="dxa" w:w="2835"/>
@@ -4246,19 +3928,19 @@
             <w:pPr>
               <w:keepNext w:val="0"/>
               <w:widowControl/>
-              <w:spacing w:after="0" w:before="0" w:line="270" w:lineRule="exact"/>
+              <w:spacing w:before="0" w:after="0" w:line="270" w:lineRule="exact"/>
             </w:pPr>
             <w:r>
               <w:rPr>
                 <w:sz w:val="19"/>
               </w:rPr>
-              <w:t>十个 block 总计</w:t>
+              <w:t>3 B 历史 × 2 B 曝光</w:t>
             </w:r>
           </w:p>
         </w:tc>
         <w:tc>
           <w:tcPr>
-            <w:tcW w:type="dxa" w:w="5783"/>
+            <w:tcW w:type="dxa" w:w="1417"/>
             <w:vAlign w:val="center"/>
             <w:shd w:fill="FFFFFF"/>
           </w:tcPr>
@@ -4266,19 +3948,20 @@
             <w:pPr>
               <w:keepNext w:val="0"/>
               <w:widowControl/>
-              <w:spacing w:after="0" w:before="0" w:line="270" w:lineRule="exact"/>
+              <w:spacing w:before="0" w:after="0" w:line="270" w:lineRule="exact"/>
+              <w:jc w:val="center"/>
             </w:pPr>
             <w:r>
               <w:rPr>
                 <w:sz w:val="19"/>
               </w:rPr>
-              <w:t>10 × 288</w:t>
+              <w:t>1800</w:t>
             </w:r>
           </w:p>
         </w:tc>
         <w:tc>
           <w:tcPr>
-            <w:tcW w:type="dxa" w:w="1020"/>
+            <w:tcW w:type="dxa" w:w="1247"/>
             <w:vAlign w:val="center"/>
             <w:shd w:fill="FFFFFF"/>
           </w:tcPr>
@@ -4286,14 +3969,35 @@
             <w:pPr>
               <w:keepNext w:val="0"/>
               <w:widowControl/>
-              <w:spacing w:after="0" w:before="0" w:line="270" w:lineRule="exact"/>
+              <w:spacing w:before="0" w:after="0" w:line="270" w:lineRule="exact"/>
               <w:jc w:val="center"/>
             </w:pPr>
             <w:r>
               <w:rPr>
                 <w:sz w:val="19"/>
               </w:rPr>
-              <w:t>2880</w:t>
+              <w:t>360</w:t>
+            </w:r>
+          </w:p>
+        </w:tc>
+        <w:tc>
+          <w:tcPr>
+            <w:tcW w:type="dxa" w:w="1474"/>
+            <w:vAlign w:val="center"/>
+            <w:shd w:fill="FFFFFF"/>
+          </w:tcPr>
+          <w:p>
+            <w:pPr>
+              <w:keepNext w:val="0"/>
+              <w:widowControl/>
+              <w:spacing w:before="0" w:after="0" w:line="270" w:lineRule="exact"/>
+              <w:jc w:val="center"/>
+            </w:pPr>
+            <w:r>
+              <w:rPr>
+                <w:sz w:val="19"/>
+              </w:rPr>
+              <w:t>2160</w:t>
             </w:r>
           </w:p>
         </w:tc>
@@ -4311,33 +4015,27 @@
     </w:p>
     <w:p>
       <w:r>
-        <w:t>候选 2400＝1920 基础＋480 额外复测，另有 480 sham，共 80 个新 A 场景。至少 5 个不同日期、3 块同型号板；6/2/2 blocks 分为训练/验证/测试，整日分组。例如训练 3 日各 2 blocks，验证 1 日 2 blocks，测试 1 日 2 blocks；能安排两个测试日期则更好。</w:t>
+        <w:t>每个 B 历史须在形状、位置、重叠或工作状态上有明确差别；不是把同一张 B 裁剪后重复计数。每 A 条件可按应用改用 current 曝光或间隔分层，但记录实际矩阵，不默认完成全部因子。必要固定条件 QC 复测可在总额度中预留并注明对应场景；它们不增加独立内容数量。</w:t>
       </w:r>
     </w:p>
     <w:p>
       <w:r>
-        <w:t>测试日同时包含训练见过的板 A/B 和从未进入训练/验证的板 C：分别报告已见板的新日期结果与同日期新板结果。C 的校准只能使用部署时也允许的无标签暗场/空场，不得用 C 的 clean/ghosted 测试标签调模型或门控。只有一块新板的结果仍是初步板迁移证据，不是跨设备型号证明。型号泛化需要增加独立读片机/探测器系统并另做验证预算。</w:t>
+        <w:t>按场景及日期约 60%/20%/20% 分训练/验证/测试。三个示例分别约为 60/20/20、120/40/40、180/60/60 个 A 场景，配对和 sham 按预声明规则分配。若日期、板或物体聚类使比例无法精确满足，应保持独立性并交付实际 counts，不为凑比例拆开同一来源。平衡示例在均匀分组时为训练 720 候选＋144 sham，验证和测试各 240 候选＋48 sham。</w:t>
       </w:r>
     </w:p>
     <w:p>
       <w:r>
-        <w:t>推荐方案可用于真实监督模型、强弱残影分层、重叠困难样本和初步板迁移。若最终坚持只输入 current，应优先增加独立 A/B 结构与部署条件多样性；不要只对同一模体反复拍摄或切 patch 来增加数字。</w:t>
+        <w:t>“不同 A”应记录物理对象、结构、材料厚度、布局、父来源和日期。同一物体轻微移位、同一底图的裁剪/增强或重复曝光，只增加条件覆盖，不自动成为独立物体。场景虽不同但共享父物体/底图时，按对应父来源归组；报告实际独立对象数量。最终是否需要更多内容，依据未见场景学习曲线，而不是配对总数达到某个数字。</w:t>
       </w:r>
     </w:p>
     <w:p>
       <w:r>
-        <w:rPr>
-          <w:b/>
-        </w:rPr>
-        <w:t>面向盲单图泛化的多样性扩展。</w:t>
-      </w:r>
-      <w:r>
-        <w:t xml:space="preserve"> 若目标超出固定模体/设备，应另预算 500–1000 个新独立 A 场景，每场景先配 2 种 B 历史，另加 20% sham，即增加约 1200–2400 个配对循环。此项优先增加不同材料厚度、解剖仿真结构、实际任务布局与独立物体；同一底图的裁剪、旋转和单纯重复曝光不算新场景。这个范围是多样性规划起点，仍不是单图恢复可行性的保证。公司应分别报价机制矩阵和多样性扩展，不能把只有 80 场景的 2400 候选循环称为 2400 独立内容样本。</w:t>
+        <w:t>数学阶段中合格的开发数据可进入网络训练或验证，按其场景、状态与角色抵扣；旧的固定 A 复测不能抵扣“新独立场景”指标。数学确认数据若用于比较冻结网络，只能保持确认用途，不得回流训练或调参；已查看其结果并据此修改网络时，另安排独立最终确认。</w:t>
       </w:r>
     </w:p>
     <w:p>
       <w:r>
-        <w:t>实际应用确认另建议收集 200–500 个自然工作流的连续案例，保存能取得的历史、设备状态、专家残影/当前结构标注与困难程度。此批通常没有配对 clean，用于分布和可用性检查，不作为 PSNR 真值，也不替代模体监督；临床案例从既有合规采集获得，不重复曝光患者制作 clean。工业任务可按可固定样件取得对应配对参考。</w:t>
+        <w:t>单图恢复与使用 previous 的网络分别评估，训练和测试使用各自允许的输入。初期 800–2000 不保证跨设备、广泛临床或任意历史条件泛化；如果仅 current 的模型在形态相似、完全重叠或低对比结构上误删，先界定可恢复范围并报告门控/保留原图比例。扩大数据不能替代不可辨识性检查。</w:t>
       </w:r>
     </w:p>
     <w:p>
@@ -4345,12 +4043,22 @@
         <w:pStyle w:val="Heading2"/>
       </w:pPr>
       <w:r>
-        <w:t>6 5 什么时候继续补采</w:t>
+        <w:t>6 5 追加停止与数据复用规则</w:t>
       </w:r>
     </w:p>
     <w:p>
       <w:r>
-        <w:t>用开发集建立 25%、50%、100% 采集 block 的学习曲线，按日期和场景成组抽样；另报告完全复测中的参数波动。若样本翻倍仍改善、未覆盖应用区域、弱残影接近噪声底或 unseen plate 失败，按失效层定向补采。若误差已主要由参考不一致构成，先改善参考和时序，不继续堆相同图。正式测试集保持冻结；新一轮修改模型后，应另安排独立确认集。</w:t>
+        <w:t>学习曲线按独立物体/场景与日期成组，比较约 25%、50%、100% 的开发内容，不只增加同场景 patch 或重复次数。验证集用于追加方向和模型选择，冻结测试用于最终确认；不能反复按测试表现调模型仍称其独立。算法残留抑制、结构保真与 sham 误改达到预声明目标，且关键覆盖完整时，可停止；曲线仍改善或目标层缺失时，定向增加对应新内容。</w:t>
+      </w:r>
+    </w:p>
+    <w:p>
+      <w:r>
+        <w:t>如果误差主要来自参考不一致或未记录状态，先改参考与时序；如果测量可信但物理假设失败，记录失败范围而不是无限增加数学模型样本。自然工作流数据通常没有配对 clean，可按明确外部验证需求追加，用于分布与可用性检查，不作 PSNR 真值、不替代模体监督。临床场景不追加患者曝光制作 clean。</w:t>
+      </w:r>
+    </w:p>
+    <w:p>
+      <w:r>
+        <w:t>抵扣清单按唯一 capture_id/pair_id、文件哈希、资格、协议版本、设备/任务范围、开发或确认角色核算。新增候选、sham、参考重复和标定分别结算；各阶段不是累计下达的独立采购包。变更设备、像素映射或复位流程后，只有证明可比的数据才能继续用于对应标定与配对任务。</w:t>
       </w:r>
     </w:p>
     <w:p>
@@ -4375,7 +4083,7 @@
         <w:t>3/n</w:t>
       </w:r>
       <w:r>
-        <w:t>；重复同一模体不满足独立性，不能据 120 个对照宣布低于 1% 的实际误改率。这些是统计规划近似，不是产品验收证书。</w:t>
+        <w:t>；同一模体重复不满足独立性，20% sham 预算不等于低于 1% 风险的证明。</w:t>
       </w:r>
     </w:p>
     <w:p>
@@ -4396,7 +4104,7 @@
     </w:p>
     <w:p>
       <w:r>
-        <w:t>绝对剂量由公司依据设备、模体和有效量程确定。可先从当前已采过的 70 kVp 工作点开始，固定滤过和 SID，以实测板入射空气比释动能 K_nom 选择低/标称/高档，建议相对值约 0.5/1/2 倍；先验证均在线性、未裁剪工作区。正式主矩阵用其中两档，机制标定用三档。mAs 只是控制量，不能当成板入射剂量。</w:t>
+        <w:t>绝对剂量由公司依据设备、模体和有效量程确定。可先从当前已采过的 70 kVp 工作点开始，固定滤过和 SID，以实测板入射空气比释动能 K_nom 选择低/标称/高档，建议相对值约 0.5/1/2 倍；先验证均在线性、未裁剪工作区。试采先固定标称档；数学路线按重复性结果逐步增加三档标定，深度学习路线按其矩阵选两档。mAs 只是控制量，不能当成板入射剂量。</w:t>
       </w:r>
     </w:p>
     <w:tbl>
@@ -4440,7 +4148,7 @@
             <w:pPr>
               <w:keepNext w:val="0"/>
               <w:widowControl/>
-              <w:spacing w:after="0" w:before="0" w:line="270" w:lineRule="exact"/>
+              <w:spacing w:before="0" w:after="0" w:line="270" w:lineRule="exact"/>
             </w:pPr>
             <w:r>
               <w:rPr>
@@ -4462,7 +4170,7 @@
             <w:pPr>
               <w:keepNext w:val="0"/>
               <w:widowControl/>
-              <w:spacing w:after="0" w:before="0" w:line="270" w:lineRule="exact"/>
+              <w:spacing w:before="0" w:after="0" w:line="270" w:lineRule="exact"/>
             </w:pPr>
             <w:r>
               <w:rPr>
@@ -4484,7 +4192,7 @@
             <w:pPr>
               <w:keepNext w:val="0"/>
               <w:widowControl/>
-              <w:spacing w:after="0" w:before="0" w:line="270" w:lineRule="exact"/>
+              <w:spacing w:before="0" w:after="0" w:line="270" w:lineRule="exact"/>
             </w:pPr>
             <w:r>
               <w:rPr>
@@ -4511,7 +4219,7 @@
             <w:pPr>
               <w:keepNext w:val="0"/>
               <w:widowControl/>
-              <w:spacing w:after="0" w:before="0" w:line="270" w:lineRule="exact"/>
+              <w:spacing w:before="0" w:after="0" w:line="270" w:lineRule="exact"/>
             </w:pPr>
             <w:r>
               <w:rPr>
@@ -4531,7 +4239,7 @@
             <w:pPr>
               <w:keepNext w:val="0"/>
               <w:widowControl/>
-              <w:spacing w:after="0" w:before="0" w:line="270" w:lineRule="exact"/>
+              <w:spacing w:before="0" w:after="0" w:line="270" w:lineRule="exact"/>
             </w:pPr>
             <w:r>
               <w:rPr>
@@ -4551,7 +4259,7 @@
             <w:pPr>
               <w:keepNext w:val="0"/>
               <w:widowControl/>
-              <w:spacing w:after="0" w:before="0" w:line="270" w:lineRule="exact"/>
+              <w:spacing w:before="0" w:after="0" w:line="270" w:lineRule="exact"/>
             </w:pPr>
             <w:r>
               <w:rPr>
@@ -4576,7 +4284,7 @@
             <w:pPr>
               <w:keepNext w:val="0"/>
               <w:widowControl/>
-              <w:spacing w:after="0" w:before="0" w:line="270" w:lineRule="exact"/>
+              <w:spacing w:before="0" w:after="0" w:line="270" w:lineRule="exact"/>
             </w:pPr>
             <w:r>
               <w:rPr>
@@ -4596,7 +4304,7 @@
             <w:pPr>
               <w:keepNext w:val="0"/>
               <w:widowControl/>
-              <w:spacing w:after="0" w:before="0" w:line="270" w:lineRule="exact"/>
+              <w:spacing w:before="0" w:after="0" w:line="270" w:lineRule="exact"/>
             </w:pPr>
             <w:r>
               <w:rPr>
@@ -4616,7 +4324,7 @@
             <w:pPr>
               <w:keepNext w:val="0"/>
               <w:widowControl/>
-              <w:spacing w:after="0" w:before="0" w:line="270" w:lineRule="exact"/>
+              <w:spacing w:before="0" w:after="0" w:line="270" w:lineRule="exact"/>
             </w:pPr>
             <w:r>
               <w:rPr>
@@ -4641,7 +4349,7 @@
             <w:pPr>
               <w:keepNext w:val="0"/>
               <w:widowControl/>
-              <w:spacing w:after="0" w:before="0" w:line="270" w:lineRule="exact"/>
+              <w:spacing w:before="0" w:after="0" w:line="270" w:lineRule="exact"/>
             </w:pPr>
             <w:r>
               <w:rPr>
@@ -4661,7 +4369,7 @@
             <w:pPr>
               <w:keepNext w:val="0"/>
               <w:widowControl/>
-              <w:spacing w:after="0" w:before="0" w:line="270" w:lineRule="exact"/>
+              <w:spacing w:before="0" w:after="0" w:line="270" w:lineRule="exact"/>
             </w:pPr>
             <w:r>
               <w:rPr>
@@ -4681,7 +4389,7 @@
             <w:pPr>
               <w:keepNext w:val="0"/>
               <w:widowControl/>
-              <w:spacing w:after="0" w:before="0" w:line="270" w:lineRule="exact"/>
+              <w:spacing w:before="0" w:after="0" w:line="270" w:lineRule="exact"/>
             </w:pPr>
             <w:r>
               <w:rPr>
@@ -4706,7 +4414,7 @@
             <w:pPr>
               <w:keepNext w:val="0"/>
               <w:widowControl/>
-              <w:spacing w:after="0" w:before="0" w:line="270" w:lineRule="exact"/>
+              <w:spacing w:before="0" w:after="0" w:line="270" w:lineRule="exact"/>
             </w:pPr>
             <w:r>
               <w:rPr>
@@ -4726,13 +4434,13 @@
             <w:pPr>
               <w:keepNext w:val="0"/>
               <w:widowControl/>
-              <w:spacing w:after="0" w:before="0" w:line="270" w:lineRule="exact"/>
+              <w:spacing w:before="0" w:after="0" w:line="270" w:lineRule="exact"/>
             </w:pPr>
             <w:r>
               <w:rPr>
                 <w:sz w:val="19"/>
               </w:rPr>
-              <w:t>最低每 A 固定，clean 与 ghosted 一致</w:t>
+              <w:t>试采/数学窄域先固定，clean 与 ghosted 一致</w:t>
             </w:r>
           </w:p>
         </w:tc>
@@ -4746,13 +4454,13 @@
             <w:pPr>
               <w:keepNext w:val="0"/>
               <w:widowControl/>
-              <w:spacing w:after="0" w:before="0" w:line="270" w:lineRule="exact"/>
+              <w:spacing w:before="0" w:after="0" w:line="270" w:lineRule="exact"/>
             </w:pPr>
             <w:r>
               <w:rPr>
                 <w:sz w:val="19"/>
               </w:rPr>
-              <w:t>推荐 2 档，并在低曝光层检验误删</w:t>
+              <w:t>深度学习按用途增加档位，低曝光层检查误删</w:t>
             </w:r>
           </w:p>
         </w:tc>
@@ -4771,7 +4479,7 @@
             <w:pPr>
               <w:keepNext w:val="0"/>
               <w:widowControl/>
-              <w:spacing w:after="0" w:before="0" w:line="270" w:lineRule="exact"/>
+              <w:spacing w:before="0" w:after="0" w:line="270" w:lineRule="exact"/>
             </w:pPr>
             <w:r>
               <w:rPr>
@@ -4791,13 +4499,13 @@
             <w:pPr>
               <w:keepNext w:val="0"/>
               <w:widowControl/>
-              <w:spacing w:after="0" w:before="0" w:line="270" w:lineRule="exact"/>
+              <w:spacing w:before="0" w:after="0" w:line="270" w:lineRule="exact"/>
             </w:pPr>
             <w:r>
               <w:rPr>
                 <w:sz w:val="19"/>
               </w:rPr>
-              <w:t>正式 2 档，不进入未知裁剪区</w:t>
+              <w:t>试采先固定；深度学习示例用 2 档，无未知裁剪</w:t>
             </w:r>
           </w:p>
         </w:tc>
@@ -4811,13 +4519,13 @@
             <w:pPr>
               <w:keepNext w:val="0"/>
               <w:widowControl/>
-              <w:spacing w:after="0" w:before="0" w:line="270" w:lineRule="exact"/>
+              <w:spacing w:before="0" w:after="0" w:line="270" w:lineRule="exact"/>
             </w:pPr>
             <w:r>
               <w:rPr>
                 <w:sz w:val="19"/>
               </w:rPr>
-              <w:t>标定 3 档，必要时加合法高档压力组</w:t>
+              <w:t>数学剂量模块 3 档，必要时加合法压力组</w:t>
             </w:r>
           </w:p>
         </w:tc>
@@ -4836,7 +4544,7 @@
             <w:pPr>
               <w:keepNext w:val="0"/>
               <w:widowControl/>
-              <w:spacing w:after="0" w:before="0" w:line="270" w:lineRule="exact"/>
+              <w:spacing w:before="0" w:after="0" w:line="270" w:lineRule="exact"/>
             </w:pPr>
             <w:r>
               <w:rPr>
@@ -4856,7 +4564,7 @@
             <w:pPr>
               <w:keepNext w:val="0"/>
               <w:widowControl/>
-              <w:spacing w:after="0" w:before="0" w:line="270" w:lineRule="exact"/>
+              <w:spacing w:before="0" w:after="0" w:line="270" w:lineRule="exact"/>
             </w:pPr>
             <w:r>
               <w:rPr>
@@ -4876,7 +4584,7 @@
             <w:pPr>
               <w:keepNext w:val="0"/>
               <w:widowControl/>
-              <w:spacing w:after="0" w:before="0" w:line="270" w:lineRule="exact"/>
+              <w:spacing w:before="0" w:after="0" w:line="270" w:lineRule="exact"/>
             </w:pPr>
             <w:r>
               <w:rPr>
@@ -4901,7 +4609,7 @@
             <w:pPr>
               <w:keepNext w:val="0"/>
               <w:widowControl/>
-              <w:spacing w:after="0" w:before="0" w:line="270" w:lineRule="exact"/>
+              <w:spacing w:before="0" w:after="0" w:line="270" w:lineRule="exact"/>
             </w:pPr>
             <w:r>
               <w:rPr>
@@ -4921,7 +4629,7 @@
             <w:pPr>
               <w:keepNext w:val="0"/>
               <w:widowControl/>
-              <w:spacing w:after="0" w:before="0" w:line="270" w:lineRule="exact"/>
+              <w:spacing w:before="0" w:after="0" w:line="270" w:lineRule="exact"/>
             </w:pPr>
             <w:r>
               <w:rPr>
@@ -4941,7 +4649,7 @@
             <w:pPr>
               <w:keepNext w:val="0"/>
               <w:widowControl/>
-              <w:spacing w:after="0" w:before="0" w:line="270" w:lineRule="exact"/>
+              <w:spacing w:before="0" w:after="0" w:line="270" w:lineRule="exact"/>
             </w:pPr>
             <w:r>
               <w:rPr>
@@ -4966,7 +4674,7 @@
             <w:pPr>
               <w:keepNext w:val="0"/>
               <w:widowControl/>
-              <w:spacing w:after="0" w:before="0" w:line="270" w:lineRule="exact"/>
+              <w:spacing w:before="0" w:after="0" w:line="270" w:lineRule="exact"/>
             </w:pPr>
             <w:r>
               <w:rPr>
@@ -4986,7 +4694,7 @@
             <w:pPr>
               <w:keepNext w:val="0"/>
               <w:widowControl/>
-              <w:spacing w:after="0" w:before="0" w:line="270" w:lineRule="exact"/>
+              <w:spacing w:before="0" w:after="0" w:line="270" w:lineRule="exact"/>
             </w:pPr>
             <w:r>
               <w:rPr>
@@ -5006,7 +4714,7 @@
             <w:pPr>
               <w:keepNext w:val="0"/>
               <w:widowControl/>
-              <w:spacing w:after="0" w:before="0" w:line="270" w:lineRule="exact"/>
+              <w:spacing w:before="0" w:after="0" w:line="270" w:lineRule="exact"/>
             </w:pPr>
             <w:r>
               <w:rPr>
@@ -5058,7 +4766,7 @@
     </w:p>
     <w:p>
       <w:r>
-        <w:t>CR 试采先测最短可执行 t_min，不填写“立即＝0 秒”。两个正式间隔可初设为 t_min 和 t_min＋60 s；机制标定增加 t_min＋300 s，实际范围根据设备与残留可测性调整。该设定是工程起点，不是已知 CR 衰减常数。每个条件同时保存目标间隔和真实值，A 的曝光至读片间隔在 clean/ghosted 间匹配。</w:t>
+        <w:t>CR 试采先测最短可执行 t_min，不填写“立即＝0 秒”，先固定一个业务相关间隔。时间依赖模块可试用 t_min、t_min＋60 s、t_min＋300 s；深度学习是否覆盖多间隔按实际用途安排，范围根据设备与残留可测性调整。该设定是工程起点，不是已知 CR 衰减常数。每个条件同时保存目标间隔和真实值，A 的曝光至读片间隔在 clean/ghosted 间匹配。</w:t>
       </w:r>
     </w:p>
     <w:p>
@@ -5081,7 +4789,7 @@
     </w:p>
     <w:p>
       <w:r>
-        <w:t>建议用两类连续序列做首轮标定，均采用静态模体或空场、3 个经实测确认的曝光档、2 个设备支持的帧率、每条件 3 次独立复位重复，共各 18 条序列。帧率用设备的业务档，例如支持的 7.5/15 fps；若只有一个档则如实缩减，增加其他工作模式需另计。</w:t>
+        <w:t>DR 先固定一个业务帧率和模式，用固定 B 脉冲检查复位与重复性。需要曝光依赖标定时，可按 3 个经实测确认的曝光档 × 1 个帧率 × 2 次独立复位，先安排 6 条脉冲序列；只有模型或工作流涉及累积历史时，才追加同条件 6 条阶跃序列。第二种 fps、空间布局或额外工作模式按业务需要另列，不把两类序列和所有帧率作为首轮必交。</w:t>
       </w:r>
     </w:p>
     <w:tbl>
@@ -5125,7 +4833,7 @@
             <w:pPr>
               <w:keepNext w:val="0"/>
               <w:widowControl/>
-              <w:spacing w:after="0" w:before="0" w:line="270" w:lineRule="exact"/>
+              <w:spacing w:before="0" w:after="0" w:line="270" w:lineRule="exact"/>
             </w:pPr>
             <w:r>
               <w:rPr>
@@ -5147,7 +4855,7 @@
             <w:pPr>
               <w:keepNext w:val="0"/>
               <w:widowControl/>
-              <w:spacing w:after="0" w:before="0" w:line="270" w:lineRule="exact"/>
+              <w:spacing w:before="0" w:after="0" w:line="270" w:lineRule="exact"/>
             </w:pPr>
             <w:r>
               <w:rPr>
@@ -5169,7 +4877,7 @@
             <w:pPr>
               <w:keepNext w:val="0"/>
               <w:widowControl/>
-              <w:spacing w:after="0" w:before="0" w:line="270" w:lineRule="exact"/>
+              <w:spacing w:before="0" w:after="0" w:line="270" w:lineRule="exact"/>
             </w:pPr>
             <w:r>
               <w:rPr>
@@ -5196,7 +4904,7 @@
             <w:pPr>
               <w:keepNext w:val="0"/>
               <w:widowControl/>
-              <w:spacing w:after="0" w:before="0" w:line="270" w:lineRule="exact"/>
+              <w:spacing w:before="0" w:after="0" w:line="270" w:lineRule="exact"/>
             </w:pPr>
             <w:r>
               <w:rPr>
@@ -5216,7 +4924,7 @@
             <w:pPr>
               <w:keepNext w:val="0"/>
               <w:widowControl/>
-              <w:spacing w:after="0" w:before="0" w:line="270" w:lineRule="exact"/>
+              <w:spacing w:before="0" w:after="0" w:line="270" w:lineRule="exact"/>
             </w:pPr>
             <w:r>
               <w:rPr>
@@ -5236,7 +4944,7 @@
             <w:pPr>
               <w:keepNext w:val="0"/>
               <w:widowControl/>
-              <w:spacing w:after="0" w:before="0" w:line="270" w:lineRule="exact"/>
+              <w:spacing w:before="0" w:after="0" w:line="270" w:lineRule="exact"/>
             </w:pPr>
             <w:r>
               <w:rPr>
@@ -5261,7 +4969,7 @@
             <w:pPr>
               <w:keepNext w:val="0"/>
               <w:widowControl/>
-              <w:spacing w:after="0" w:before="0" w:line="270" w:lineRule="exact"/>
+              <w:spacing w:before="0" w:after="0" w:line="270" w:lineRule="exact"/>
             </w:pPr>
             <w:r>
               <w:rPr>
@@ -5281,7 +4989,7 @@
             <w:pPr>
               <w:keepNext w:val="0"/>
               <w:widowControl/>
-              <w:spacing w:after="0" w:before="0" w:line="270" w:lineRule="exact"/>
+              <w:spacing w:before="0" w:after="0" w:line="270" w:lineRule="exact"/>
             </w:pPr>
             <w:r>
               <w:rPr>
@@ -5301,7 +5009,7 @@
             <w:pPr>
               <w:keepNext w:val="0"/>
               <w:widowControl/>
-              <w:spacing w:after="0" w:before="0" w:line="270" w:lineRule="exact"/>
+              <w:spacing w:before="0" w:after="0" w:line="270" w:lineRule="exact"/>
             </w:pPr>
             <w:r>
               <w:rPr>
@@ -5326,7 +5034,7 @@
             <w:pPr>
               <w:keepNext w:val="0"/>
               <w:widowControl/>
-              <w:spacing w:after="0" w:before="0" w:line="270" w:lineRule="exact"/>
+              <w:spacing w:before="0" w:after="0" w:line="270" w:lineRule="exact"/>
             </w:pPr>
             <w:r>
               <w:rPr>
@@ -5346,7 +5054,7 @@
             <w:pPr>
               <w:keepNext w:val="0"/>
               <w:widowControl/>
-              <w:spacing w:after="0" w:before="0" w:line="270" w:lineRule="exact"/>
+              <w:spacing w:before="0" w:after="0" w:line="270" w:lineRule="exact"/>
             </w:pPr>
             <w:r>
               <w:rPr>
@@ -5366,7 +5074,7 @@
             <w:pPr>
               <w:keepNext w:val="0"/>
               <w:widowControl/>
-              <w:spacing w:after="0" w:before="0" w:line="270" w:lineRule="exact"/>
+              <w:spacing w:before="0" w:after="0" w:line="270" w:lineRule="exact"/>
             </w:pPr>
             <w:r>
               <w:rPr>
@@ -5390,12 +5098,12 @@
     </w:p>
     <w:p>
       <w:r>
-        <w:t>600 帧是借鉴经典实验的初始测量长度，不是行业强制下限。设备仅支持静态 DR 单次摄影时，改为已知触发间隔的重复曝光与可取得读出，不伪造连续 fps。曝光必须处于设备允许的模体研究工作范围；若 600 帧尚未稳定或尾部仍高于背景阈值，应延长/重新设计时序；若较短已达到预定稳定和检测精度，可用试采证据缩短。长期重现检查另按实际业务等待点独立准备，不把几十秒暗帧当成已排除长期 ghost。</w:t>
+        <w:t>600 帧是需要阶跃标定时借鉴经典实验的初始长度，不是行业强制下限。设备仅支持静态 DR 单次摄影时，改为已知触发间隔的重复曝光与可取得读出，不伪造连续 fps。曝光必须处于设备允许的模体研究工作范围；若 600 帧尚未稳定或尾部仍高于背景阈值，应延长/重新设计时序；若较短已达到预定稳定和检测精度，可用试采证据缩短。长期重现检查另按实际业务等待点独立准备，不把几十秒暗帧当成已排除长期 ghost。</w:t>
       </w:r>
     </w:p>
     <w:p>
       <w:r>
-        <w:t>按 15 fps 估算，脉冲序列为 100＋1＋450＝551 帧，18 条约 9918 帧；阶跃为 100＋600＋600＝1300 帧，18 条约 23400 帧，两类合计约 33318 帧。它们仍只来自 36 条受控序列，不能计为 33318 个独立场景。按 3072×3072 uint16，纯像素约 629 GB；如果设备以 2×2 binning 或其他原生矩阵输出，应按真实尺寸重新核算，不在采集后降采样冒充原生数据。</w:t>
+        <w:t>按 15 fps 估算，脉冲序列为 100＋1＋450＝551 帧，6 条约 3306 帧；按 3072×3072 uint16，纯像素约 62.4 GB。可选阶跃为每条 100＋600＋600＝1300 帧，6 条约 7800 帧、147.2 GB。两类全部执行约 11106 帧、209.6 GB，但分别来自 6 条脉冲与 6 条阶跃序列，不能计为 11106 个独立场景。若需更多重复、第二种帧率或更长尾部，另说明追加原因；按真实原生矩阵与有效读出长度核算，不在采集后降采样冒充原生数据。</w:t>
       </w:r>
     </w:p>
     <w:p>
@@ -5405,7 +5113,7 @@
     </w:p>
     <w:p>
       <w:r>
-        <w:t>DR 主矩阵的两档间隔由实际业务帧周期或触发延时确定，不照搬 CR 的 t_min＋60 s。严格读出 lag-1 样本应保证 B 与 A 为相邻读出帧；若中间存在暗读出，须记录 frame_index 差，注明 B 只是上一张曝光图而非上一读出帧，将其放入相应时间响应层。两种定义不混在同一个“上一帧”标签中。</w:t>
+        <w:t>DR 需要的间隔档由实际业务帧周期或触发延时确定，不照搬 CR 的 t_min＋60 s。严格读出 lag-1 样本应保证 B 与 A 为相邻读出帧；若中间存在暗读出，须记录 frame_index 差，注明 B 只是上一张曝光图而非上一读出帧，将其放入相应时间响应层。两种定义不混在同一个“上一帧”标签中。</w:t>
       </w:r>
     </w:p>
     <w:p>
@@ -6721,7 +6429,7 @@
             <w:pPr>
               <w:keepNext w:val="0"/>
               <w:widowControl/>
-              <w:spacing w:after="0" w:before="0" w:line="270" w:lineRule="exact"/>
+              <w:spacing w:before="0" w:after="0" w:line="270" w:lineRule="exact"/>
             </w:pPr>
             <w:r>
               <w:rPr>
@@ -6743,7 +6451,7 @@
             <w:pPr>
               <w:keepNext w:val="0"/>
               <w:widowControl/>
-              <w:spacing w:after="0" w:before="0" w:line="270" w:lineRule="exact"/>
+              <w:spacing w:before="0" w:after="0" w:line="270" w:lineRule="exact"/>
             </w:pPr>
             <w:r>
               <w:rPr>
@@ -6765,7 +6473,7 @@
             <w:pPr>
               <w:keepNext w:val="0"/>
               <w:widowControl/>
-              <w:spacing w:after="0" w:before="0" w:line="270" w:lineRule="exact"/>
+              <w:spacing w:before="0" w:after="0" w:line="270" w:lineRule="exact"/>
             </w:pPr>
             <w:r>
               <w:rPr>
@@ -6792,7 +6500,7 @@
             <w:pPr>
               <w:keepNext w:val="0"/>
               <w:widowControl/>
-              <w:spacing w:after="0" w:before="0" w:line="270" w:lineRule="exact"/>
+              <w:spacing w:before="0" w:after="0" w:line="270" w:lineRule="exact"/>
             </w:pPr>
             <w:r>
               <w:rPr>
@@ -6812,7 +6520,7 @@
             <w:pPr>
               <w:keepNext w:val="0"/>
               <w:widowControl/>
-              <w:spacing w:after="0" w:before="0" w:line="270" w:lineRule="exact"/>
+              <w:spacing w:before="0" w:after="0" w:line="270" w:lineRule="exact"/>
             </w:pPr>
             <w:r>
               <w:rPr>
@@ -6832,7 +6540,7 @@
             <w:pPr>
               <w:keepNext w:val="0"/>
               <w:widowControl/>
-              <w:spacing w:after="0" w:before="0" w:line="270" w:lineRule="exact"/>
+              <w:spacing w:before="0" w:after="0" w:line="270" w:lineRule="exact"/>
             </w:pPr>
             <w:r>
               <w:rPr>
@@ -6857,7 +6565,7 @@
             <w:pPr>
               <w:keepNext w:val="0"/>
               <w:widowControl/>
-              <w:spacing w:after="0" w:before="0" w:line="270" w:lineRule="exact"/>
+              <w:spacing w:before="0" w:after="0" w:line="270" w:lineRule="exact"/>
             </w:pPr>
             <w:r>
               <w:rPr>
@@ -6877,7 +6585,7 @@
             <w:pPr>
               <w:keepNext w:val="0"/>
               <w:widowControl/>
-              <w:spacing w:after="0" w:before="0" w:line="270" w:lineRule="exact"/>
+              <w:spacing w:before="0" w:after="0" w:line="270" w:lineRule="exact"/>
             </w:pPr>
             <w:r>
               <w:rPr>
@@ -6897,7 +6605,7 @@
             <w:pPr>
               <w:keepNext w:val="0"/>
               <w:widowControl/>
-              <w:spacing w:after="0" w:before="0" w:line="270" w:lineRule="exact"/>
+              <w:spacing w:before="0" w:after="0" w:line="270" w:lineRule="exact"/>
             </w:pPr>
             <w:r>
               <w:rPr>
@@ -6922,7 +6630,7 @@
             <w:pPr>
               <w:keepNext w:val="0"/>
               <w:widowControl/>
-              <w:spacing w:after="0" w:before="0" w:line="270" w:lineRule="exact"/>
+              <w:spacing w:before="0" w:after="0" w:line="270" w:lineRule="exact"/>
             </w:pPr>
             <w:r>
               <w:rPr>
@@ -6942,7 +6650,7 @@
             <w:pPr>
               <w:keepNext w:val="0"/>
               <w:widowControl/>
-              <w:spacing w:after="0" w:before="0" w:line="270" w:lineRule="exact"/>
+              <w:spacing w:before="0" w:after="0" w:line="270" w:lineRule="exact"/>
             </w:pPr>
             <w:r>
               <w:rPr>
@@ -6962,7 +6670,7 @@
             <w:pPr>
               <w:keepNext w:val="0"/>
               <w:widowControl/>
-              <w:spacing w:after="0" w:before="0" w:line="270" w:lineRule="exact"/>
+              <w:spacing w:before="0" w:after="0" w:line="270" w:lineRule="exact"/>
             </w:pPr>
             <w:r>
               <w:rPr>
@@ -6987,7 +6695,7 @@
             <w:pPr>
               <w:keepNext w:val="0"/>
               <w:widowControl/>
-              <w:spacing w:after="0" w:before="0" w:line="270" w:lineRule="exact"/>
+              <w:spacing w:before="0" w:after="0" w:line="270" w:lineRule="exact"/>
             </w:pPr>
             <w:r>
               <w:rPr>
@@ -7007,7 +6715,7 @@
             <w:pPr>
               <w:keepNext w:val="0"/>
               <w:widowControl/>
-              <w:spacing w:after="0" w:before="0" w:line="270" w:lineRule="exact"/>
+              <w:spacing w:before="0" w:after="0" w:line="270" w:lineRule="exact"/>
             </w:pPr>
             <w:r>
               <w:rPr>
@@ -7027,7 +6735,7 @@
             <w:pPr>
               <w:keepNext w:val="0"/>
               <w:widowControl/>
-              <w:spacing w:after="0" w:before="0" w:line="270" w:lineRule="exact"/>
+              <w:spacing w:before="0" w:after="0" w:line="270" w:lineRule="exact"/>
             </w:pPr>
             <w:r>
               <w:rPr>
@@ -7052,7 +6760,7 @@
             <w:pPr>
               <w:keepNext w:val="0"/>
               <w:widowControl/>
-              <w:spacing w:after="0" w:before="0" w:line="270" w:lineRule="exact"/>
+              <w:spacing w:before="0" w:after="0" w:line="270" w:lineRule="exact"/>
             </w:pPr>
             <w:r>
               <w:rPr>
@@ -7072,7 +6780,7 @@
             <w:pPr>
               <w:keepNext w:val="0"/>
               <w:widowControl/>
-              <w:spacing w:after="0" w:before="0" w:line="270" w:lineRule="exact"/>
+              <w:spacing w:before="0" w:after="0" w:line="270" w:lineRule="exact"/>
             </w:pPr>
             <w:r>
               <w:rPr>
@@ -7092,7 +6800,7 @@
             <w:pPr>
               <w:keepNext w:val="0"/>
               <w:widowControl/>
-              <w:spacing w:after="0" w:before="0" w:line="270" w:lineRule="exact"/>
+              <w:spacing w:before="0" w:after="0" w:line="270" w:lineRule="exact"/>
             </w:pPr>
             <w:r>
               <w:rPr>
@@ -7117,7 +6825,7 @@
             <w:pPr>
               <w:keepNext w:val="0"/>
               <w:widowControl/>
-              <w:spacing w:after="0" w:before="0" w:line="270" w:lineRule="exact"/>
+              <w:spacing w:before="0" w:after="0" w:line="270" w:lineRule="exact"/>
             </w:pPr>
             <w:r>
               <w:rPr>
@@ -7137,7 +6845,7 @@
             <w:pPr>
               <w:keepNext w:val="0"/>
               <w:widowControl/>
-              <w:spacing w:after="0" w:before="0" w:line="270" w:lineRule="exact"/>
+              <w:spacing w:before="0" w:after="0" w:line="270" w:lineRule="exact"/>
             </w:pPr>
             <w:r>
               <w:rPr>
@@ -7157,7 +6865,7 @@
             <w:pPr>
               <w:keepNext w:val="0"/>
               <w:widowControl/>
-              <w:spacing w:after="0" w:before="0" w:line="270" w:lineRule="exact"/>
+              <w:spacing w:before="0" w:after="0" w:line="270" w:lineRule="exact"/>
             </w:pPr>
             <w:r>
               <w:rPr>
@@ -7182,7 +6890,7 @@
             <w:pPr>
               <w:keepNext w:val="0"/>
               <w:widowControl/>
-              <w:spacing w:after="0" w:before="0" w:line="270" w:lineRule="exact"/>
+              <w:spacing w:before="0" w:after="0" w:line="270" w:lineRule="exact"/>
             </w:pPr>
             <w:r>
               <w:rPr>
@@ -7202,7 +6910,7 @@
             <w:pPr>
               <w:keepNext w:val="0"/>
               <w:widowControl/>
-              <w:spacing w:after="0" w:before="0" w:line="270" w:lineRule="exact"/>
+              <w:spacing w:before="0" w:after="0" w:line="270" w:lineRule="exact"/>
             </w:pPr>
             <w:r>
               <w:rPr>
@@ -7222,7 +6930,7 @@
             <w:pPr>
               <w:keepNext w:val="0"/>
               <w:widowControl/>
-              <w:spacing w:after="0" w:before="0" w:line="270" w:lineRule="exact"/>
+              <w:spacing w:before="0" w:after="0" w:line="270" w:lineRule="exact"/>
             </w:pPr>
             <w:r>
               <w:rPr>
@@ -7247,7 +6955,7 @@
             <w:pPr>
               <w:keepNext w:val="0"/>
               <w:widowControl/>
-              <w:spacing w:after="0" w:before="0" w:line="270" w:lineRule="exact"/>
+              <w:spacing w:before="0" w:after="0" w:line="270" w:lineRule="exact"/>
             </w:pPr>
             <w:r>
               <w:rPr>
@@ -7267,7 +6975,7 @@
             <w:pPr>
               <w:keepNext w:val="0"/>
               <w:widowControl/>
-              <w:spacing w:after="0" w:before="0" w:line="270" w:lineRule="exact"/>
+              <w:spacing w:before="0" w:after="0" w:line="270" w:lineRule="exact"/>
             </w:pPr>
             <w:r>
               <w:rPr>
@@ -7287,7 +6995,7 @@
             <w:pPr>
               <w:keepNext w:val="0"/>
               <w:widowControl/>
-              <w:spacing w:after="0" w:before="0" w:line="270" w:lineRule="exact"/>
+              <w:spacing w:before="0" w:after="0" w:line="270" w:lineRule="exact"/>
             </w:pPr>
             <w:r>
               <w:rPr>
@@ -7312,7 +7020,7 @@
             <w:pPr>
               <w:keepNext w:val="0"/>
               <w:widowControl/>
-              <w:spacing w:after="0" w:before="0" w:line="270" w:lineRule="exact"/>
+              <w:spacing w:before="0" w:after="0" w:line="270" w:lineRule="exact"/>
             </w:pPr>
             <w:r>
               <w:rPr>
@@ -7332,7 +7040,7 @@
             <w:pPr>
               <w:keepNext w:val="0"/>
               <w:widowControl/>
-              <w:spacing w:after="0" w:before="0" w:line="270" w:lineRule="exact"/>
+              <w:spacing w:before="0" w:after="0" w:line="270" w:lineRule="exact"/>
             </w:pPr>
             <w:r>
               <w:rPr>
@@ -7352,7 +7060,7 @@
             <w:pPr>
               <w:keepNext w:val="0"/>
               <w:widowControl/>
-              <w:spacing w:after="0" w:before="0" w:line="270" w:lineRule="exact"/>
+              <w:spacing w:before="0" w:after="0" w:line="270" w:lineRule="exact"/>
             </w:pPr>
             <w:r>
               <w:rPr>
@@ -7399,7 +7107,7 @@
     </w:p>
     <w:p>
       <w:r>
-        <w:t>训练、验证和测试先冻结 manifest。强度归一化、模型选择、门控和残影阈值只用开发数据。空间 OOF 只回答图内预测问题，不能替代跨日期/场景测试。校准测试板时，必须预先定义部署允许的校准数据，区分日常无标签标定与用测试标签重新拟合。</w:t>
+        <w:t>数学路线的开发/确认与深度学习的训练/验证/测试分别冻结 manifest；已用于查问题或调参的数据不回标为独立测试。强度归一化、模型选择、门控和残影阈值只用开发数据。空间 OOF 只回答图内预测问题，不能替代跨日期/场景测试。校准测试板时，必须预先定义部署允许的校准数据，区分日常无标签标定与用测试标签重新拟合。</w:t>
       </w:r>
     </w:p>
     <w:p>
@@ -7439,68 +7147,466 @@
       </w:r>
     </w:p>
     <w:p>
-      <w:r>
-        <w:t xml:space="preserve">每个标准配对循环为三次 A 曝光和一次 B 曝光、四次读片及多次复位。首批 60 组先测真实每循环用时 T_cycle；最低正式机时约 </w:t>
-      </w:r>
-      <w:r>
-        <w:rPr>
-          <w:rFonts w:ascii="Arial" w:hAnsi="Arial"/>
-          <w:sz w:val="20"/>
-        </w:rPr>
-        <w:t>720 × T_cycle</w:t>
-      </w:r>
-      <w:r>
-        <w:t xml:space="preserve">，推荐约 </w:t>
-      </w:r>
-      <w:r>
-        <w:rPr>
-          <w:rFonts w:ascii="Arial" w:hAnsi="Arial"/>
-          <w:sz w:val="20"/>
-        </w:rPr>
-        <w:t>2880 × T_cycle</w:t>
-      </w:r>
-      <w:r>
-        <w:t>，再加标定、等待、定位、测试额外 clean 和异常补采。若实测为 5 分钟/组，则仅正式核心约 60 小时/240 小时；这个例子是预算换算，实际用时以设备试采为准。</w:t>
+      <w:pPr>
+        <w:pStyle w:val="Heading2"/>
+      </w:pPr>
+      <w:r>
+        <w:t>10 1 工作量按新增角色结算</w:t>
       </w:r>
     </w:p>
     <w:p>
       <w:r>
-        <w:t>上述四次曝光适用于候选及有 B sham；无 B sham 为三次 A 曝光加一次无曝光 dark 读出，仍为四张核心图。分别测量各类型循环时间，以其数量加权核算准确机时。</w:t>
+        <w:t>每个有 B 配对循环为三次 A 曝光和一次 B 曝光、四次读出及多次复位；无 B sham 为三次 A 曝光加一次 dark 读出，仍为四张核心原图。首批分别实测候选、两类 sham、probe、参考重复和复位的用时，按各类新增数量加权估算。阶段目标不是新增订单数量：已合格且符合角色的数据先抵扣。</w:t>
       </w:r>
     </w:p>
     <w:p>
       <w:r>
-        <w:t>3072×3072、16-bit 单图像素约 18.9 MB（十进制）；四图组约 75.5 MB。最低正式核心约 54.4 GB，推荐约 217.4 GB。测试每组再加两张 clean、逐板暗场/空场、probe、试采与日志后，原始包可按约 80 GB/300 GB 起订空间。raw 与处理副本各存一份会增大容量，双份备份另乘 2；按公司实际原生矩阵、压缩与模态重新核算。</w:t>
+        <w:t>若统一用 5 分钟/完整循环作报价示例，试采 30–60 组约 2.5–5 小时，数学阶段含 sham 120–360 组约 10–30 小时，深度学习含 sham 960–2400 组约 80–200 小时；这些是整阶段核心循环工作量，不相加成必需机时，也不包含标定、额外 clean、定位及异常补采。实际使用各角色实测时间，深度学习改用 DR 连续采集时按真实业务流程重算。</w:t>
       </w:r>
     </w:p>
     <w:p>
-      <w:r>
-        <w:t xml:space="preserve">明确包含测试额外参考时，最低为 </w:t>
-      </w:r>
-      <w:r>
-        <w:rPr>
-          <w:rFonts w:ascii="Arial" w:hAnsi="Arial"/>
-          <w:sz w:val="20"/>
-        </w:rPr>
-        <w:t>720×4＋144×2＝3168</w:t>
-      </w:r>
-      <w:r>
-        <w:t xml:space="preserve"> 张，约 59.8 GB 纯像素；推荐为 </w:t>
-      </w:r>
-      <w:r>
-        <w:rPr>
-          <w:rFonts w:ascii="Arial" w:hAnsi="Arial"/>
-          <w:sz w:val="20"/>
-        </w:rPr>
-        <w:t>2880×4＋576×2＝12672</w:t>
-      </w:r>
-      <w:r>
-        <w:t xml:space="preserve"> 张，约 239.2 GB。上述 80/300 GB 是 CR 基线预算，盲单图多样性扩展另外增加约 90.6–181.2 GB 核心像素。DR 若采用第 7.3 节的 3k 连续标定，还须额外预留约 0.63 TB，连同正式配对原始包可先按约 1 TB 报价，其他长尾/模式与完整历史序列继续按实测核算。</w:t>
+      <w:pPr>
+        <w:pStyle w:val="Heading2"/>
+      </w:pPr>
+      <w:r>
+        <w:t>10 2 按实际矩阵与参考张数估算容量</w:t>
       </w:r>
     </w:p>
     <w:p>
       <w:r>
-        <w:t>分批交付顺序为：流程样例与技术说明、60 组试采和验收、机制标定与冻结协议、正式开发批次、最后独立测试批次。每批同时交付原图、manifest、事件日志、校验和与现场异常记录。先验收流程再安排大规模机时，避免复制现有缺状态、缺时间和缺 clean 的瓶颈。</w:t>
+        <w:t>3072×3072、16-bit 单张纯像素约 18.874 MB（十进制），四图组约 75.5 MB。下表仅算核心原图，不含测试额外参考、标定、处理副本及备份。</w:t>
+      </w:r>
+    </w:p>
+    <w:tbl>
+      <w:tblPr>
+        <w:tblW w:type="auto" w:w="0"/>
+        <w:jc w:val="center"/>
+        <w:tblLayout w:type="fixed"/>
+        <w:tblLook w:firstColumn="1" w:firstRow="1" w:lastColumn="0" w:lastRow="0" w:noHBand="0" w:noVBand="1" w:val="04A0"/>
+        <w:tblBorders>
+          <w:top w:val="single" w:sz="4" w:color="D9D9D9"/>
+          <w:left w:val="single" w:sz="4" w:color="D9D9D9"/>
+          <w:bottom w:val="single" w:sz="4" w:color="D9D9D9"/>
+          <w:right w:val="single" w:sz="4" w:color="D9D9D9"/>
+          <w:insideH w:val="single" w:sz="4" w:color="D9D9D9"/>
+          <w:insideV w:val="single" w:sz="4" w:color="D9D9D9"/>
+        </w:tblBorders>
+        <w:tblCellMar>
+          <w:top w:w="80" w:type="dxa"/>
+          <w:bottom w:w="80" w:type="dxa"/>
+          <w:left w:w="100" w:type="dxa"/>
+          <w:right w:w="100" w:type="dxa"/>
+        </w:tblCellMar>
+      </w:tblPr>
+      <w:tblGrid>
+        <w:gridCol w:w="2211"/>
+        <w:gridCol w:w="2211"/>
+        <w:gridCol w:w="2438"/>
+        <w:gridCol w:w="2778"/>
+      </w:tblGrid>
+      <w:tr>
+        <w:trPr>
+          <w:cantSplit/>
+          <w:tblHeader w:val="true"/>
+        </w:trPr>
+        <w:tc>
+          <w:tcPr>
+            <w:tcW w:type="dxa" w:w="2211"/>
+            <w:vAlign w:val="center"/>
+            <w:shd w:fill="34495E"/>
+          </w:tcPr>
+          <w:p>
+            <w:pPr>
+              <w:keepNext w:val="0"/>
+              <w:widowControl/>
+              <w:spacing w:before="0" w:after="0" w:line="270" w:lineRule="exact"/>
+            </w:pPr>
+            <w:r>
+              <w:rPr>
+                <w:b/>
+                <w:color w:val="FFFFFF"/>
+                <w:sz w:val="19"/>
+              </w:rPr>
+              <w:t>阶段</w:t>
+            </w:r>
+          </w:p>
+        </w:tc>
+        <w:tc>
+          <w:tcPr>
+            <w:tcW w:type="dxa" w:w="2211"/>
+            <w:vAlign w:val="center"/>
+            <w:shd w:fill="34495E"/>
+          </w:tcPr>
+          <w:p>
+            <w:pPr>
+              <w:keepNext w:val="0"/>
+              <w:widowControl/>
+              <w:spacing w:before="0" w:after="0" w:line="270" w:lineRule="exact"/>
+              <w:jc w:val="center"/>
+            </w:pPr>
+            <w:r>
+              <w:rPr>
+                <w:b/>
+                <w:color w:val="FFFFFF"/>
+                <w:sz w:val="19"/>
+              </w:rPr>
+              <w:t>含 sham 的循环</w:t>
+            </w:r>
+          </w:p>
+        </w:tc>
+        <w:tc>
+          <w:tcPr>
+            <w:tcW w:type="dxa" w:w="2438"/>
+            <w:vAlign w:val="center"/>
+            <w:shd w:fill="34495E"/>
+          </w:tcPr>
+          <w:p>
+            <w:pPr>
+              <w:keepNext w:val="0"/>
+              <w:widowControl/>
+              <w:spacing w:before="0" w:after="0" w:line="270" w:lineRule="exact"/>
+              <w:jc w:val="center"/>
+            </w:pPr>
+            <w:r>
+              <w:rPr>
+                <w:b/>
+                <w:color w:val="FFFFFF"/>
+                <w:sz w:val="19"/>
+              </w:rPr>
+              <w:t>核心原图</w:t>
+            </w:r>
+          </w:p>
+        </w:tc>
+        <w:tc>
+          <w:tcPr>
+            <w:tcW w:type="dxa" w:w="2778"/>
+            <w:vAlign w:val="center"/>
+            <w:shd w:fill="34495E"/>
+          </w:tcPr>
+          <w:p>
+            <w:pPr>
+              <w:keepNext w:val="0"/>
+              <w:widowControl/>
+              <w:spacing w:before="0" w:after="0" w:line="270" w:lineRule="exact"/>
+              <w:jc w:val="center"/>
+            </w:pPr>
+            <w:r>
+              <w:rPr>
+                <w:b/>
+                <w:color w:val="FFFFFF"/>
+                <w:sz w:val="19"/>
+              </w:rPr>
+              <w:t>核心纯像素容量</w:t>
+            </w:r>
+          </w:p>
+        </w:tc>
+      </w:tr>
+      <w:tr>
+        <w:trPr>
+          <w:cantSplit/>
+        </w:trPr>
+        <w:tc>
+          <w:tcPr>
+            <w:tcW w:type="dxa" w:w="2211"/>
+            <w:vAlign w:val="center"/>
+            <w:shd w:fill="FFFFFF"/>
+          </w:tcPr>
+          <w:p>
+            <w:pPr>
+              <w:keepNext w:val="0"/>
+              <w:widowControl/>
+              <w:spacing w:before="0" w:after="0" w:line="270" w:lineRule="exact"/>
+            </w:pPr>
+            <w:r>
+              <w:rPr>
+                <w:sz w:val="19"/>
+              </w:rPr>
+              <w:t>试采</w:t>
+            </w:r>
+          </w:p>
+        </w:tc>
+        <w:tc>
+          <w:tcPr>
+            <w:tcW w:type="dxa" w:w="2211"/>
+            <w:vAlign w:val="center"/>
+            <w:shd w:fill="FFFFFF"/>
+          </w:tcPr>
+          <w:p>
+            <w:pPr>
+              <w:keepNext w:val="0"/>
+              <w:widowControl/>
+              <w:spacing w:before="0" w:after="0" w:line="270" w:lineRule="exact"/>
+              <w:jc w:val="center"/>
+            </w:pPr>
+            <w:r>
+              <w:rPr>
+                <w:sz w:val="19"/>
+              </w:rPr>
+              <w:t>30–60</w:t>
+            </w:r>
+          </w:p>
+        </w:tc>
+        <w:tc>
+          <w:tcPr>
+            <w:tcW w:type="dxa" w:w="2438"/>
+            <w:vAlign w:val="center"/>
+            <w:shd w:fill="FFFFFF"/>
+          </w:tcPr>
+          <w:p>
+            <w:pPr>
+              <w:keepNext w:val="0"/>
+              <w:widowControl/>
+              <w:spacing w:before="0" w:after="0" w:line="270" w:lineRule="exact"/>
+              <w:jc w:val="center"/>
+            </w:pPr>
+            <w:r>
+              <w:rPr>
+                <w:sz w:val="19"/>
+              </w:rPr>
+              <w:t>120–240 张</w:t>
+            </w:r>
+          </w:p>
+        </w:tc>
+        <w:tc>
+          <w:tcPr>
+            <w:tcW w:type="dxa" w:w="2778"/>
+            <w:vAlign w:val="center"/>
+            <w:shd w:fill="FFFFFF"/>
+          </w:tcPr>
+          <w:p>
+            <w:pPr>
+              <w:keepNext w:val="0"/>
+              <w:widowControl/>
+              <w:spacing w:before="0" w:after="0" w:line="270" w:lineRule="exact"/>
+              <w:jc w:val="center"/>
+            </w:pPr>
+            <w:r>
+              <w:rPr>
+                <w:sz w:val="19"/>
+              </w:rPr>
+              <w:t>约 2.3–4.5 GB</w:t>
+            </w:r>
+          </w:p>
+        </w:tc>
+      </w:tr>
+      <w:tr>
+        <w:trPr>
+          <w:cantSplit/>
+        </w:trPr>
+        <w:tc>
+          <w:tcPr>
+            <w:tcW w:type="dxa" w:w="2211"/>
+            <w:vAlign w:val="center"/>
+            <w:shd w:fill="F3F5F7"/>
+          </w:tcPr>
+          <w:p>
+            <w:pPr>
+              <w:keepNext w:val="0"/>
+              <w:widowControl/>
+              <w:spacing w:before="0" w:after="0" w:line="270" w:lineRule="exact"/>
+            </w:pPr>
+            <w:r>
+              <w:rPr>
+                <w:sz w:val="19"/>
+              </w:rPr>
+              <w:t>数学模型</w:t>
+            </w:r>
+          </w:p>
+        </w:tc>
+        <w:tc>
+          <w:tcPr>
+            <w:tcW w:type="dxa" w:w="2211"/>
+            <w:vAlign w:val="center"/>
+            <w:shd w:fill="F3F5F7"/>
+          </w:tcPr>
+          <w:p>
+            <w:pPr>
+              <w:keepNext w:val="0"/>
+              <w:widowControl/>
+              <w:spacing w:before="0" w:after="0" w:line="270" w:lineRule="exact"/>
+              <w:jc w:val="center"/>
+            </w:pPr>
+            <w:r>
+              <w:rPr>
+                <w:sz w:val="19"/>
+              </w:rPr>
+              <w:t>120–360</w:t>
+            </w:r>
+          </w:p>
+        </w:tc>
+        <w:tc>
+          <w:tcPr>
+            <w:tcW w:type="dxa" w:w="2438"/>
+            <w:vAlign w:val="center"/>
+            <w:shd w:fill="F3F5F7"/>
+          </w:tcPr>
+          <w:p>
+            <w:pPr>
+              <w:keepNext w:val="0"/>
+              <w:widowControl/>
+              <w:spacing w:before="0" w:after="0" w:line="270" w:lineRule="exact"/>
+              <w:jc w:val="center"/>
+            </w:pPr>
+            <w:r>
+              <w:rPr>
+                <w:sz w:val="19"/>
+              </w:rPr>
+              <w:t>480–1440 张</w:t>
+            </w:r>
+          </w:p>
+        </w:tc>
+        <w:tc>
+          <w:tcPr>
+            <w:tcW w:type="dxa" w:w="2778"/>
+            <w:vAlign w:val="center"/>
+            <w:shd w:fill="F3F5F7"/>
+          </w:tcPr>
+          <w:p>
+            <w:pPr>
+              <w:keepNext w:val="0"/>
+              <w:widowControl/>
+              <w:spacing w:before="0" w:after="0" w:line="270" w:lineRule="exact"/>
+              <w:jc w:val="center"/>
+            </w:pPr>
+            <w:r>
+              <w:rPr>
+                <w:sz w:val="19"/>
+              </w:rPr>
+              <w:t>约 9.1–27.2 GB</w:t>
+            </w:r>
+          </w:p>
+        </w:tc>
+      </w:tr>
+      <w:tr>
+        <w:trPr>
+          <w:cantSplit/>
+        </w:trPr>
+        <w:tc>
+          <w:tcPr>
+            <w:tcW w:type="dxa" w:w="2211"/>
+            <w:vAlign w:val="center"/>
+            <w:shd w:fill="FFFFFF"/>
+          </w:tcPr>
+          <w:p>
+            <w:pPr>
+              <w:keepNext w:val="0"/>
+              <w:widowControl/>
+              <w:spacing w:before="0" w:after="0" w:line="270" w:lineRule="exact"/>
+            </w:pPr>
+            <w:r>
+              <w:rPr>
+                <w:sz w:val="19"/>
+              </w:rPr>
+              <w:t>深度学习</w:t>
+            </w:r>
+          </w:p>
+        </w:tc>
+        <w:tc>
+          <w:tcPr>
+            <w:tcW w:type="dxa" w:w="2211"/>
+            <w:vAlign w:val="center"/>
+            <w:shd w:fill="FFFFFF"/>
+          </w:tcPr>
+          <w:p>
+            <w:pPr>
+              <w:keepNext w:val="0"/>
+              <w:widowControl/>
+              <w:spacing w:before="0" w:after="0" w:line="270" w:lineRule="exact"/>
+              <w:jc w:val="center"/>
+            </w:pPr>
+            <w:r>
+              <w:rPr>
+                <w:sz w:val="19"/>
+              </w:rPr>
+              <w:t>960–2400</w:t>
+            </w:r>
+          </w:p>
+        </w:tc>
+        <w:tc>
+          <w:tcPr>
+            <w:tcW w:type="dxa" w:w="2438"/>
+            <w:vAlign w:val="center"/>
+            <w:shd w:fill="FFFFFF"/>
+          </w:tcPr>
+          <w:p>
+            <w:pPr>
+              <w:keepNext w:val="0"/>
+              <w:widowControl/>
+              <w:spacing w:before="0" w:after="0" w:line="270" w:lineRule="exact"/>
+              <w:jc w:val="center"/>
+            </w:pPr>
+            <w:r>
+              <w:rPr>
+                <w:sz w:val="19"/>
+              </w:rPr>
+              <w:t>3840–9600 张</w:t>
+            </w:r>
+          </w:p>
+        </w:tc>
+        <w:tc>
+          <w:tcPr>
+            <w:tcW w:type="dxa" w:w="2778"/>
+            <w:vAlign w:val="center"/>
+            <w:shd w:fill="FFFFFF"/>
+          </w:tcPr>
+          <w:p>
+            <w:pPr>
+              <w:keepNext w:val="0"/>
+              <w:widowControl/>
+              <w:spacing w:before="0" w:after="0" w:line="270" w:lineRule="exact"/>
+              <w:jc w:val="center"/>
+            </w:pPr>
+            <w:r>
+              <w:rPr>
+                <w:sz w:val="19"/>
+              </w:rPr>
+              <w:t>约 72.5–181.2 GB</w:t>
+            </w:r>
+          </w:p>
+        </w:tc>
+      </w:tr>
+    </w:tbl>
+    <w:p>
+      <w:pPr>
+        <w:spacing w:after="40" w:before="0" w:line="96" w:lineRule="auto"/>
+      </w:pPr>
+      <w:r>
+        <w:rPr>
+          <w:sz w:val="4"/>
+        </w:rPr>
+      </w:r>
+    </w:p>
+    <w:p>
+      <w:r>
+        <w:t>数学 200 候选＋40 sham 示例中，核心为 960 张；确认 80 循环每组额外 2 clean 后为 1120 张，纯像素约 21.1 GB。深度学习 1200 候选＋240 sham 示例中，核心为 5760 张；测试 288 循环每组额外 2 clean 后为 6336 张，约 119.6 GB。参考重复不增加配对组数。</w:t>
+      </w:r>
+    </w:p>
+    <w:p>
+      <w:r>
+        <w:t>深度学习两个预算端点若都留 20% 循环为测试并各加两张 clean，约为 4224–10560 张、79.7–199.3 GB。最终用实际分组 manifest 核算；物体和日期独立性优先，不保证每批恰好 20%。CR 暗场/空场/probe 另算，raw 与处理副本分别保存会增加空间，双份备份另乘 2。</w:t>
+      </w:r>
+    </w:p>
+    <w:p>
+      <w:r>
+        <w:t>DR 按第 7.3 节，示例 6 条脉冲另约 62.4 GB，必要时追加 6 条阶跃约 147.2 GB；更多模式、长尾及完整配对历史另计。设备未确定前，不把 1 TB 或固定连续帧数作为必交门槛。容量统一由 native 矩阵、dtype、无损压缩和实际序列长度计算。</w:t>
+      </w:r>
+    </w:p>
+    <w:p>
+      <w:pPr>
+        <w:pStyle w:val="Heading2"/>
+      </w:pPr>
+      <w:r>
+        <w:t>10 3 分批交付与后续下单条件</w:t>
+      </w:r>
+    </w:p>
+    <w:p>
+      <w:r>
+        <w:t>首先交付设备与导出说明及少量完整样例；协议可执行后完成 30–60 组试采。验收参考、状态和重复性后，安排数学阶段必要模块与独立确认；完成可信基线及其局限评估后，按用途选择深度学习批次。开发数据可分批补充，最终确认在模型冻结后安排。</w:t>
+      </w:r>
+    </w:p>
+    <w:p>
+      <w:r>
+        <w:t>每批同时交付原图、manifest、事件日志、校验和、异常记录与抵扣清单。未通过样本保留原始记录及资格原因；补采按有效新增角色结算，不用修改旧标签或删除困难样本使统计达标。</w:t>
       </w:r>
     </w:p>
     <w:p>
@@ -7550,7 +7656,7 @@
         <w:pStyle w:val="ListBullet"/>
       </w:pPr>
       <w:r>
-        <w:t>逐板复位暗场、三档空场、独立准备的时间/位置残留 probe。</w:t>
+        <w:t>每个实际硬件单元的复位暗场、必要空场和按所选模块独立准备的残留 probe。</w:t>
       </w:r>
     </w:p>
     <w:p>
@@ -7574,7 +7680,7 @@
         <w:pStyle w:val="ListBullet"/>
       </w:pPr>
       <w:r>
-        <w:t>冻结训练/验证/测试 group manifest、全部原始文件 SHA-256、异常与排除记录。</w:t>
+        <w:t>冻结开发/确认或训练/验证/测试 group manifest、原始文件 SHA-256、异常与排除记录。</w:t>
       </w:r>
     </w:p>
     <w:p>
@@ -7582,12 +7688,12 @@
         <w:pStyle w:val="ListBullet"/>
       </w:pPr>
       <w:r>
-        <w:t>模体固定与布局说明，至少两个阶段交付后的采集验收记录。</w:t>
+        <w:t>模体固定与布局说明，各已执行阶段的验收记录、资格/抵扣清单和追加或停止依据。</w:t>
       </w:r>
     </w:p>
     <w:p>
       <w:r>
-        <w:t>最低交付的判断标准是有可信参考、可解释状态和独立测试，而不是恰好拍满 720 组。推荐规模中仍只有 80 个新当前场景，若实际需求是广泛临床盲单图恢复，应进一步增加真实结构和独立系统，再单独规划外部验证。</w:t>
+        <w:t>阶段交付按可信参考、可解释状态、可部署参数与独立测试验收。数学路线可在受限任务目标达到时停止；深度学习路线重点检查独立 A/B 内容、结构保真与学习曲线。100–300 个总 A 场景和 800–2000 候选组仅是初步网络开发预算，广泛临床盲单图或跨系统应用还需相应独立内容和外部验证。</w:t>
       </w:r>
     </w:p>
     <w:p>
